--- a/assets/reg_instructions.docx
+++ b/assets/reg_instructions.docx
@@ -1,6 +1,6 @@
 
 <file path=word/document.xml><?xml version="1.0" encoding="utf-8"?>
-<w:document xmlns:wpc="http://schemas.microsoft.com/office/word/2010/wordprocessingCanvas" xmlns:cx="http://schemas.microsoft.com/office/drawing/2014/chartex" xmlns:cx1="http://schemas.microsoft.com/office/drawing/2015/9/8/chartex" xmlns:cx2="http://schemas.microsoft.com/office/drawing/2015/10/21/chartex" xmlns:cx3="http://schemas.microsoft.com/office/drawing/2016/5/9/chartex" xmlns:cx4="http://schemas.microsoft.com/office/drawing/2016/5/10/chartex" xmlns:cx5="http://schemas.microsoft.com/office/drawing/2016/5/11/chartex" xmlns:cx6="http://schemas.microsoft.com/office/drawing/2016/5/12/chartex" xmlns:cx7="http://schemas.microsoft.com/office/drawing/2016/5/13/chartex" xmlns:cx8="http://schemas.microsoft.com/office/drawing/2016/5/14/chartex" xmlns:mc="http://schemas.openxmlformats.org/markup-compatibility/2006" xmlns:aink="http://schemas.microsoft.com/office/drawing/2016/ink" xmlns:am3d="http://schemas.microsoft.com/office/drawing/2017/model3d" xmlns:o="urn:schemas-microsoft-com:office:office" xmlns:oel="http://schemas.microsoft.com/office/2019/extlst" xmlns:r="http://schemas.openxmlformats.org/officeDocument/2006/relationships" xmlns:m="http://schemas.openxmlformats.org/officeDocument/2006/math" xmlns:v="urn:schemas-microsoft-com:vml" xmlns:wp14="http://schemas.microsoft.com/office/word/2010/wordprocessingDrawing" xmlns:wp="http://schemas.openxmlformats.org/drawingml/2006/wordprocessingDrawing" xmlns:w10="urn:schemas-microsoft-com:office:word" xmlns:w="http://schemas.openxmlformats.org/wordprocessingml/2006/main" xmlns:w14="http://schemas.microsoft.com/office/word/2010/wordml" xmlns:w15="http://schemas.microsoft.com/office/word/2012/wordml" xmlns:w16cex="http://schemas.microsoft.com/office/word/2018/wordml/cex" xmlns:w16cid="http://schemas.microsoft.com/office/word/2016/wordml/cid" xmlns:w16="http://schemas.microsoft.com/office/word/2018/wordml" xmlns:w16du="http://schemas.microsoft.com/office/word/2023/wordml/word16du" xmlns:w16sdtdh="http://schemas.microsoft.com/office/word/2020/wordml/sdtdatahash" xmlns:w16se="http://schemas.microsoft.com/office/word/2015/wordml/symex" xmlns:wpg="http://schemas.microsoft.com/office/word/2010/wordprocessingGroup" xmlns:wpi="http://schemas.microsoft.com/office/word/2010/wordprocessingInk" xmlns:wne="http://schemas.microsoft.com/office/word/2006/wordml" xmlns:wps="http://schemas.microsoft.com/office/word/2010/wordprocessingShape" mc:Ignorable="w14 w15 w16se w16cid w16 w16cex w16sdtdh w16du wp14">
+<w:document xmlns:wpc="http://schemas.microsoft.com/office/word/2010/wordprocessingCanvas" xmlns:cx="http://schemas.microsoft.com/office/drawing/2014/chartex" xmlns:cx1="http://schemas.microsoft.com/office/drawing/2015/9/8/chartex" xmlns:cx2="http://schemas.microsoft.com/office/drawing/2015/10/21/chartex" xmlns:cx3="http://schemas.microsoft.com/office/drawing/2016/5/9/chartex" xmlns:cx4="http://schemas.microsoft.com/office/drawing/2016/5/10/chartex" xmlns:cx5="http://schemas.microsoft.com/office/drawing/2016/5/11/chartex" xmlns:cx6="http://schemas.microsoft.com/office/drawing/2016/5/12/chartex" xmlns:cx7="http://schemas.microsoft.com/office/drawing/2016/5/13/chartex" xmlns:cx8="http://schemas.microsoft.com/office/drawing/2016/5/14/chartex" xmlns:mc="http://schemas.openxmlformats.org/markup-compatibility/2006" xmlns:aink="http://schemas.microsoft.com/office/drawing/2016/ink" xmlns:am3d="http://schemas.microsoft.com/office/drawing/2017/model3d" xmlns:o="urn:schemas-microsoft-com:office:office" xmlns:oel="http://schemas.microsoft.com/office/2019/extlst" xmlns:r="http://schemas.openxmlformats.org/officeDocument/2006/relationships" xmlns:m="http://schemas.openxmlformats.org/officeDocument/2006/math" xmlns:v="urn:schemas-microsoft-com:vml" xmlns:wp14="http://schemas.microsoft.com/office/word/2010/wordprocessingDrawing" xmlns:wp="http://schemas.openxmlformats.org/drawingml/2006/wordprocessingDrawing" xmlns:w10="urn:schemas-microsoft-com:office:word" xmlns:w="http://schemas.openxmlformats.org/wordprocessingml/2006/main" xmlns:w14="http://schemas.microsoft.com/office/word/2010/wordml" xmlns:w15="http://schemas.microsoft.com/office/word/2012/wordml" xmlns:w16cex="http://schemas.microsoft.com/office/word/2018/wordml/cex" xmlns:w16cid="http://schemas.microsoft.com/office/word/2016/wordml/cid" xmlns:w16="http://schemas.microsoft.com/office/word/2018/wordml" xmlns:w16du="http://schemas.microsoft.com/office/word/2023/wordml/word16du" xmlns:w16sdtdh="http://schemas.microsoft.com/office/word/2020/wordml/sdtdatahash" xmlns:w16sdtfl="http://schemas.microsoft.com/office/word/2024/wordml/sdtformatlock" xmlns:w16se="http://schemas.microsoft.com/office/word/2015/wordml/symex" xmlns:wpg="http://schemas.microsoft.com/office/word/2010/wordprocessingGroup" xmlns:wpi="http://schemas.microsoft.com/office/word/2010/wordprocessingInk" xmlns:wne="http://schemas.microsoft.com/office/word/2006/wordml" xmlns:wps="http://schemas.microsoft.com/office/word/2010/wordprocessingShape" mc:Ignorable="w14 w15 w16se w16cid w16 w16cex w16sdtdh w16sdtfl w16du wp14">
   <w:body>
     <w:p>
       <w:pPr>
@@ -10,6 +10,7 @@
           <w:b/>
           <w:sz w:val="24"/>
           <w:szCs w:val="24"/>
+          <w:lang w:val="en-US"/>
         </w:rPr>
       </w:pPr>
       <w:r>
@@ -18,8 +19,51 @@
           <w:b/>
           <w:sz w:val="24"/>
           <w:szCs w:val="24"/>
-        </w:rPr>
-        <w:t>International School “Evidence synthesis methods for social transformations to more sustainable and equitable futures: theory and practice”</w:t>
+          <w:lang w:val="en-US"/>
+        </w:rPr>
+        <w:t>Systematic Review and Mapping</w:t>
+      </w:r>
+      <w:r>
+        <w:rPr>
+          <w:rFonts w:ascii="Arial" w:hAnsi="Arial" w:cs="Arial"/>
+          <w:b/>
+          <w:sz w:val="24"/>
+          <w:szCs w:val="24"/>
+          <w:lang w:val="en-US"/>
+        </w:rPr>
+        <w:t xml:space="preserve"> </w:t>
+      </w:r>
+      <w:r>
+        <w:rPr>
+          <w:rFonts w:ascii="Arial" w:hAnsi="Arial" w:cs="Arial"/>
+          <w:b/>
+          <w:i/>
+          <w:iCs/>
+          <w:sz w:val="24"/>
+          <w:szCs w:val="24"/>
+          <w:lang w:val="en-US"/>
+        </w:rPr>
+        <w:t>International School</w:t>
+      </w:r>
+    </w:p>
+    <w:p>
+      <w:pPr>
+        <w:jc w:val="center"/>
+        <w:rPr>
+          <w:rFonts w:ascii="Arial" w:hAnsi="Arial" w:cs="Arial"/>
+          <w:b/>
+          <w:sz w:val="24"/>
+          <w:szCs w:val="24"/>
+        </w:rPr>
+      </w:pPr>
+      <w:r>
+        <w:rPr>
+          <w:rFonts w:ascii="Arial" w:hAnsi="Arial" w:cs="Arial"/>
+          <w:b/>
+          <w:sz w:val="24"/>
+          <w:szCs w:val="24"/>
+        </w:rPr>
+        <w:t>International School: Systematic Review and Mapping Research Methods in the context of Social and Environmental Sciences</w:t>
       </w:r>
     </w:p>
     <w:p>
@@ -51,7 +95,19 @@
         <w:rPr>
           <w:rFonts w:ascii="Arial" w:hAnsi="Arial" w:cs="Arial"/>
         </w:rPr>
-        <w:t xml:space="preserve"> is a 2-step process using a standard registration website </w:t>
+        <w:t xml:space="preserve"> </w:t>
+      </w:r>
+      <w:r>
+        <w:rPr>
+          <w:rFonts w:ascii="Arial" w:hAnsi="Arial" w:cs="Arial"/>
+        </w:rPr>
+        <w:t>can be made through</w:t>
+      </w:r>
+      <w:r>
+        <w:rPr>
+          <w:rFonts w:ascii="Arial" w:hAnsi="Arial" w:cs="Arial"/>
+        </w:rPr>
+        <w:t xml:space="preserve"> </w:t>
       </w:r>
       <w:hyperlink r:id="rId6" w:history="1">
         <w:r>
@@ -59,7 +115,7 @@
             <w:rStyle w:val="Hipervnculo"/>
             <w:rFonts w:ascii="Arial" w:hAnsi="Arial" w:cs="Arial"/>
           </w:rPr>
-          <w:t xml:space="preserve">via the </w:t>
+          <w:t xml:space="preserve">the </w:t>
         </w:r>
         <w:r>
           <w:rPr>
@@ -79,7 +135,19 @@
         <w:rPr>
           <w:rFonts w:ascii="Arial" w:hAnsi="Arial" w:cs="Arial"/>
         </w:rPr>
-        <w:t>You must first ‘pre-register’ (</w:t>
+        <w:t xml:space="preserve">You must </w:t>
+      </w:r>
+      <w:r>
+        <w:rPr>
+          <w:rFonts w:ascii="Arial" w:hAnsi="Arial" w:cs="Arial"/>
+        </w:rPr>
+        <w:t xml:space="preserve">complete your registration </w:t>
+      </w:r>
+      <w:r>
+        <w:rPr>
+          <w:rFonts w:ascii="Arial" w:hAnsi="Arial" w:cs="Arial"/>
+        </w:rPr>
+        <w:t>(</w:t>
       </w:r>
       <w:r>
         <w:rPr>
@@ -87,13 +155,11 @@
           <w:i/>
           <w:iCs/>
         </w:rPr>
-        <w:t>‘Preinscripción’</w:t>
-      </w:r>
-      <w:r>
-        <w:rPr>
-          <w:rFonts w:ascii="Arial" w:hAnsi="Arial" w:cs="Arial"/>
-          <w:i/>
-          <w:iCs/>
+        <w:t>‘Matrícula’</w:t>
+      </w:r>
+      <w:r>
+        <w:rPr>
+          <w:rFonts w:ascii="Arial" w:hAnsi="Arial" w:cs="Arial"/>
         </w:rPr>
         <w:t xml:space="preserve">) </w:t>
       </w:r>
@@ -101,13 +167,19 @@
         <w:rPr>
           <w:rFonts w:ascii="Arial" w:hAnsi="Arial" w:cs="Arial"/>
         </w:rPr>
-        <w:t>(from</w:t>
-      </w:r>
-      <w:r>
-        <w:rPr>
-          <w:rFonts w:ascii="Arial" w:hAnsi="Arial" w:cs="Arial"/>
-        </w:rPr>
-        <w:t xml:space="preserve"> 15</w:t>
+        <w:t xml:space="preserve">(from </w:t>
+      </w:r>
+      <w:r>
+        <w:rPr>
+          <w:rFonts w:ascii="Arial" w:hAnsi="Arial" w:cs="Arial"/>
+        </w:rPr>
+        <w:t>1</w:t>
+      </w:r>
+      <w:r>
+        <w:rPr>
+          <w:rFonts w:ascii="Arial" w:hAnsi="Arial" w:cs="Arial"/>
+        </w:rPr>
+        <w:t>st</w:t>
       </w:r>
       <w:r>
         <w:rPr>
@@ -120,7 +192,31 @@
         <w:rPr>
           <w:rFonts w:ascii="Arial" w:hAnsi="Arial" w:cs="Arial"/>
         </w:rPr>
-        <w:t xml:space="preserve"> to 29</w:t>
+        <w:t xml:space="preserve"> </w:t>
+      </w:r>
+      <w:r>
+        <w:rPr>
+          <w:rFonts w:ascii="Arial" w:hAnsi="Arial" w:cs="Arial"/>
+        </w:rPr>
+        <w:t xml:space="preserve">July </w:t>
+      </w:r>
+      <w:r>
+        <w:rPr>
+          <w:rFonts w:ascii="Arial" w:hAnsi="Arial" w:cs="Arial"/>
+        </w:rPr>
+        <w:t xml:space="preserve">to </w:t>
+      </w:r>
+      <w:r>
+        <w:rPr>
+          <w:rFonts w:ascii="Arial" w:hAnsi="Arial" w:cs="Arial"/>
+        </w:rPr>
+        <w:t>3</w:t>
+      </w:r>
+      <w:r>
+        <w:rPr>
+          <w:rFonts w:ascii="Arial" w:hAnsi="Arial" w:cs="Arial"/>
+        </w:rPr>
+        <w:t>0</w:t>
       </w:r>
       <w:r>
         <w:rPr>
@@ -133,188 +229,25 @@
         <w:rPr>
           <w:rFonts w:ascii="Arial" w:hAnsi="Arial" w:cs="Arial"/>
         </w:rPr>
-        <w:t xml:space="preserve"> September 2024</w:t>
-      </w:r>
-      <w:r>
-        <w:rPr>
-          <w:rFonts w:ascii="Arial" w:hAnsi="Arial" w:cs="Arial"/>
-        </w:rPr>
-        <w:t>) and pay a deposit (</w:t>
-      </w:r>
-      <w:r>
-        <w:rPr>
-          <w:rFonts w:ascii="Arial" w:hAnsi="Arial" w:cs="Arial"/>
-        </w:rPr>
-        <w:t xml:space="preserve">150€, </w:t>
-      </w:r>
-      <w:r>
-        <w:rPr>
-          <w:rFonts w:ascii="Arial" w:hAnsi="Arial" w:cs="Arial"/>
-        </w:rPr>
-        <w:t xml:space="preserve">refundable until the </w:t>
-      </w:r>
-      <w:r>
-        <w:rPr>
-          <w:rFonts w:ascii="Arial" w:hAnsi="Arial" w:cs="Arial"/>
-        </w:rPr>
-        <w:t>1</w:t>
-      </w:r>
-      <w:r>
-        <w:rPr>
-          <w:rFonts w:ascii="Arial" w:hAnsi="Arial" w:cs="Arial"/>
-          <w:vertAlign w:val="superscript"/>
-        </w:rPr>
-        <w:t>st</w:t>
-      </w:r>
-      <w:r>
-        <w:rPr>
-          <w:rFonts w:ascii="Arial" w:hAnsi="Arial" w:cs="Arial"/>
-        </w:rPr>
-        <w:t xml:space="preserve"> October</w:t>
-      </w:r>
-      <w:r>
-        <w:rPr>
-          <w:rFonts w:ascii="Arial" w:hAnsi="Arial" w:cs="Arial"/>
-        </w:rPr>
-        <w:t xml:space="preserve"> 202</w:t>
-      </w:r>
-      <w:r>
-        <w:rPr>
-          <w:rFonts w:ascii="Arial" w:hAnsi="Arial" w:cs="Arial"/>
-        </w:rPr>
-        <w:t>4</w:t>
-      </w:r>
-      <w:r>
-        <w:rPr>
-          <w:rFonts w:ascii="Arial" w:hAnsi="Arial" w:cs="Arial"/>
-        </w:rPr>
-        <w:t xml:space="preserve">). After this date, </w:t>
-      </w:r>
-      <w:r>
-        <w:rPr>
-          <w:rFonts w:ascii="Arial" w:hAnsi="Arial" w:cs="Arial"/>
-        </w:rPr>
-        <w:t>we will publish</w:t>
-      </w:r>
-      <w:r>
-        <w:rPr>
-          <w:rFonts w:ascii="Arial" w:hAnsi="Arial" w:cs="Arial"/>
-        </w:rPr>
-        <w:t xml:space="preserve"> a provisional list of admitted students (2</w:t>
-      </w:r>
-      <w:r>
-        <w:rPr>
-          <w:rFonts w:ascii="Arial" w:hAnsi="Arial" w:cs="Arial"/>
-          <w:vertAlign w:val="superscript"/>
-        </w:rPr>
-        <w:t>nd</w:t>
-      </w:r>
-      <w:r>
-        <w:rPr>
-          <w:rFonts w:ascii="Arial" w:hAnsi="Arial" w:cs="Arial"/>
-        </w:rPr>
-        <w:t xml:space="preserve"> October 2024) following a period for</w:t>
-      </w:r>
-      <w:r>
-        <w:rPr>
-          <w:rFonts w:ascii="Arial" w:hAnsi="Arial" w:cs="Arial"/>
-        </w:rPr>
-        <w:t xml:space="preserve"> administrative</w:t>
-      </w:r>
-      <w:r>
-        <w:rPr>
-          <w:rFonts w:ascii="Arial" w:hAnsi="Arial" w:cs="Arial"/>
-        </w:rPr>
         <w:t xml:space="preserve"> </w:t>
       </w:r>
       <w:r>
         <w:rPr>
           <w:rFonts w:ascii="Arial" w:hAnsi="Arial" w:cs="Arial"/>
         </w:rPr>
-        <w:t>c</w:t>
-      </w:r>
-      <w:r>
-        <w:rPr>
-          <w:rFonts w:ascii="Arial" w:hAnsi="Arial" w:cs="Arial"/>
-        </w:rPr>
-        <w:t>hecks</w:t>
-      </w:r>
-      <w:r>
-        <w:rPr>
-          <w:rFonts w:ascii="Arial" w:hAnsi="Arial" w:cs="Arial"/>
-        </w:rPr>
-        <w:t xml:space="preserve"> </w:t>
-      </w:r>
-      <w:r>
-        <w:rPr>
-          <w:rFonts w:ascii="Arial" w:hAnsi="Arial" w:cs="Arial"/>
-        </w:rPr>
-        <w:t>(from 3</w:t>
-      </w:r>
-      <w:r>
-        <w:rPr>
-          <w:rFonts w:ascii="Arial" w:hAnsi="Arial" w:cs="Arial"/>
-          <w:vertAlign w:val="superscript"/>
-        </w:rPr>
-        <w:t>rd</w:t>
-      </w:r>
-      <w:r>
-        <w:rPr>
-          <w:rFonts w:ascii="Arial" w:hAnsi="Arial" w:cs="Arial"/>
-        </w:rPr>
-        <w:t xml:space="preserve"> to 4</w:t>
-      </w:r>
-      <w:r>
-        <w:rPr>
-          <w:rFonts w:ascii="Arial" w:hAnsi="Arial" w:cs="Arial"/>
-          <w:vertAlign w:val="superscript"/>
-        </w:rPr>
-        <w:t>th</w:t>
-      </w:r>
-      <w:r>
-        <w:rPr>
-          <w:rFonts w:ascii="Arial" w:hAnsi="Arial" w:cs="Arial"/>
-        </w:rPr>
-        <w:t xml:space="preserve"> October 2024). The final list </w:t>
-      </w:r>
-      <w:r>
-        <w:rPr>
-          <w:rFonts w:ascii="Arial" w:hAnsi="Arial" w:cs="Arial"/>
-        </w:rPr>
-        <w:t xml:space="preserve">of </w:t>
-      </w:r>
-      <w:r>
-        <w:rPr>
-          <w:rFonts w:ascii="Arial" w:hAnsi="Arial" w:cs="Arial"/>
-        </w:rPr>
-        <w:t>admitted students will be published on 8</w:t>
-      </w:r>
-      <w:r>
-        <w:rPr>
-          <w:rFonts w:ascii="Arial" w:hAnsi="Arial" w:cs="Arial"/>
-          <w:vertAlign w:val="superscript"/>
-        </w:rPr>
-        <w:t>th</w:t>
-      </w:r>
-      <w:r>
-        <w:rPr>
-          <w:rFonts w:ascii="Arial" w:hAnsi="Arial" w:cs="Arial"/>
-        </w:rPr>
-        <w:t xml:space="preserve"> October 2024. After this date, y</w:t>
-      </w:r>
-      <w:r>
-        <w:rPr>
-          <w:rFonts w:ascii="Arial" w:hAnsi="Arial" w:cs="Arial"/>
-        </w:rPr>
-        <w:t>ou will then be invited to complete your registration (</w:t>
-      </w:r>
-      <w:r>
-        <w:rPr>
-          <w:rFonts w:ascii="Arial" w:hAnsi="Arial" w:cs="Arial"/>
-          <w:i/>
-          <w:iCs/>
-        </w:rPr>
-        <w:t>‘Matrícula’</w:t>
+        <w:t xml:space="preserve">September </w:t>
+      </w:r>
+      <w:r>
+        <w:rPr>
+          <w:rFonts w:ascii="Arial" w:hAnsi="Arial" w:cs="Arial"/>
+        </w:rPr>
+        <w:t>202</w:t>
+      </w:r>
+      <w:r>
+        <w:rPr>
+          <w:rFonts w:ascii="Arial" w:hAnsi="Arial" w:cs="Arial"/>
+        </w:rPr>
+        <w:t>5</w:t>
       </w:r>
       <w:r>
         <w:rPr>
@@ -326,45 +259,7 @@
         <w:rPr>
           <w:rFonts w:ascii="Arial" w:hAnsi="Arial" w:cs="Arial"/>
         </w:rPr>
-        <w:t>(from 9</w:t>
-      </w:r>
-      <w:r>
-        <w:rPr>
-          <w:rFonts w:ascii="Arial" w:hAnsi="Arial" w:cs="Arial"/>
-          <w:vertAlign w:val="superscript"/>
-        </w:rPr>
-        <w:t>th</w:t>
-      </w:r>
-      <w:r>
-        <w:rPr>
-          <w:rFonts w:ascii="Arial" w:hAnsi="Arial" w:cs="Arial"/>
-        </w:rPr>
-        <w:t xml:space="preserve"> to 16</w:t>
-      </w:r>
-      <w:r>
-        <w:rPr>
-          <w:rFonts w:ascii="Arial" w:hAnsi="Arial" w:cs="Arial"/>
-          <w:vertAlign w:val="superscript"/>
-        </w:rPr>
-        <w:t>th</w:t>
-      </w:r>
-      <w:r>
-        <w:rPr>
-          <w:rFonts w:ascii="Arial" w:hAnsi="Arial" w:cs="Arial"/>
-        </w:rPr>
-        <w:t xml:space="preserve"> October 2024</w:t>
-      </w:r>
-      <w:r>
-        <w:rPr>
-          <w:rFonts w:ascii="Arial" w:hAnsi="Arial" w:cs="Arial"/>
-        </w:rPr>
-        <w:t xml:space="preserve">) </w:t>
-      </w:r>
-      <w:r>
-        <w:rPr>
-          <w:rFonts w:ascii="Arial" w:hAnsi="Arial" w:cs="Arial"/>
-        </w:rPr>
-        <w:t xml:space="preserve">and pay the outstanding </w:t>
+        <w:t xml:space="preserve">and pay the </w:t>
       </w:r>
       <w:r>
         <w:rPr>
@@ -376,7 +271,19 @@
         <w:rPr>
           <w:rFonts w:ascii="Arial" w:hAnsi="Arial" w:cs="Arial"/>
         </w:rPr>
-        <w:t xml:space="preserve"> (350</w:t>
+        <w:t xml:space="preserve"> (</w:t>
+      </w:r>
+      <w:r>
+        <w:rPr>
+          <w:rFonts w:ascii="Arial" w:hAnsi="Arial" w:cs="Arial"/>
+        </w:rPr>
+        <w:t>50</w:t>
+      </w:r>
+      <w:r>
+        <w:rPr>
+          <w:rFonts w:ascii="Arial" w:hAnsi="Arial" w:cs="Arial"/>
+        </w:rPr>
+        <w:t>0</w:t>
       </w:r>
       <w:r>
         <w:rPr>
@@ -388,7 +295,13 @@
         <w:rPr>
           <w:rFonts w:ascii="Arial" w:hAnsi="Arial" w:cs="Arial"/>
         </w:rPr>
-        <w:t>. If you cancel before this date, you will be entitled to a full refund of your deposit. If you cancel after this date, we may be unable to issue a refund.</w:t>
+        <w:t xml:space="preserve">. </w:t>
+      </w:r>
+      <w:r>
+        <w:rPr>
+          <w:rFonts w:ascii="Arial" w:hAnsi="Arial" w:cs="Arial"/>
+        </w:rPr>
+        <w:t xml:space="preserve">Since the website is in Spanish, we have developed the following step-by-step instructions so that non-Spanish speakers can register correctly and easily. </w:t>
       </w:r>
     </w:p>
     <w:p>
@@ -399,22 +312,14 @@
         </w:rPr>
       </w:pPr>
       <w:r>
-        <w:rPr>
-          <w:rFonts w:ascii="Arial" w:hAnsi="Arial" w:cs="Arial"/>
-        </w:rPr>
-        <w:t xml:space="preserve">Since the website is in Spanish, we have developed the following step-by-step instructions so that non-Spanish speakers can pre-register and register correctly and easily. </w:t>
-      </w:r>
-    </w:p>
-    <w:p>
-      <w:pPr>
-        <w:jc w:val="both"/>
         <w:rPr>
           <w:rFonts w:ascii="Arial" w:hAnsi="Arial" w:cs="Arial"/>
           <w:b/>
           <w:bCs/>
           <w:u w:val="single"/>
         </w:rPr>
-      </w:pPr>
+        <w:t xml:space="preserve">Instructions for </w:t>
+      </w:r>
       <w:r>
         <w:rPr>
           <w:rFonts w:ascii="Arial" w:hAnsi="Arial" w:cs="Arial"/>
@@ -422,7 +327,16 @@
           <w:bCs/>
           <w:u w:val="single"/>
         </w:rPr>
-        <w:t>Instructions for pre-registration and registration process:</w:t>
+        <w:t xml:space="preserve">the </w:t>
+      </w:r>
+      <w:r>
+        <w:rPr>
+          <w:rFonts w:ascii="Arial" w:hAnsi="Arial" w:cs="Arial"/>
+          <w:b/>
+          <w:bCs/>
+          <w:u w:val="single"/>
+        </w:rPr>
+        <w:t>registration process:</w:t>
       </w:r>
     </w:p>
     <w:p>
@@ -436,7 +350,13 @@
         <w:rPr>
           <w:rFonts w:ascii="Arial" w:hAnsi="Arial" w:cs="Arial"/>
         </w:rPr>
-        <w:t>To start the process, please</w:t>
+        <w:t xml:space="preserve">To </w:t>
+      </w:r>
+      <w:r>
+        <w:rPr>
+          <w:rFonts w:ascii="Arial" w:hAnsi="Arial" w:cs="Arial"/>
+        </w:rPr>
+        <w:t>start the process, please</w:t>
       </w:r>
       <w:r>
         <w:rPr>
@@ -471,7 +391,7 @@
     </w:p>
     <w:p>
       <w:pPr>
-        <w:jc w:val="both"/>
+        <w:jc w:val="center"/>
         <w:rPr>
           <w:rFonts w:ascii="Arial" w:hAnsi="Arial" w:cs="Arial"/>
         </w:rPr>
@@ -482,7 +402,7 @@
             <w:rStyle w:val="Hipervnculo"/>
             <w:rFonts w:ascii="Arial" w:hAnsi="Arial" w:cs="Arial"/>
           </w:rPr>
-          <w:t>https://fcontinua.ual.es/index.php/course/detail/147634</w:t>
+          <w:t>https://fcontinua.ual.es/index.php/course/detail/147732</w:t>
         </w:r>
       </w:hyperlink>
     </w:p>
@@ -497,179 +417,141 @@
         <w:rPr>
           <w:rFonts w:ascii="Arial" w:hAnsi="Arial" w:cs="Arial"/>
         </w:rPr>
-        <w:t>You will find this screen, which includes a summary of the School’s general information</w:t>
-      </w:r>
-    </w:p>
-    <w:p>
-      <w:r>
+        <w:t>You will find this screen, which includes a summary of the general information</w:t>
+      </w:r>
+      <w:r>
+        <w:rPr>
+          <w:rFonts w:ascii="Arial" w:hAnsi="Arial" w:cs="Arial"/>
+        </w:rPr>
+        <w:t xml:space="preserve"> of the International School:</w:t>
+      </w:r>
+    </w:p>
+    <w:p>
+      <w:pPr>
         <w:rPr>
           <w:noProof/>
-          <w:color w:val="FF0000"/>
+        </w:rPr>
+      </w:pPr>
+      <w:r>
+        <w:rPr>
+          <w:noProof/>
+        </w:rPr>
+        <w:t xml:space="preserve"> </w:t>
+      </w:r>
+      <w:r>
+        <w:rPr>
+          <w:noProof/>
+        </w:rPr>
+        <w:drawing>
+          <wp:inline distT="0" distB="0" distL="0" distR="0" wp14:anchorId="1A3B4338" wp14:editId="535BFD0C">
+            <wp:extent cx="5264150" cy="2444750"/>
+            <wp:effectExtent l="0" t="0" r="0" b="0"/>
+            <wp:docPr id="1967760534" name="Imagen 1" descr="Interfaz de usuario gráfica, Sitio web&#10;&#10;El contenido generado por IA puede ser incorrecto."/>
+            <wp:cNvGraphicFramePr>
+              <a:graphicFrameLocks xmlns:a="http://schemas.openxmlformats.org/drawingml/2006/main" noChangeAspect="1"/>
+            </wp:cNvGraphicFramePr>
+            <a:graphic xmlns:a="http://schemas.openxmlformats.org/drawingml/2006/main">
+              <a:graphicData uri="http://schemas.openxmlformats.org/drawingml/2006/picture">
+                <pic:pic xmlns:pic="http://schemas.openxmlformats.org/drawingml/2006/picture">
+                  <pic:nvPicPr>
+                    <pic:cNvPr id="1967760534" name="Imagen 1" descr="Interfaz de usuario gráfica, Sitio web&#10;&#10;El contenido generado por IA puede ser incorrecto."/>
+                    <pic:cNvPicPr/>
+                  </pic:nvPicPr>
+                  <pic:blipFill rotWithShape="1">
+                    <a:blip r:embed="rId8"/>
+                    <a:srcRect l="1059" t="12960" r="1458" b="6564"/>
+                    <a:stretch/>
+                  </pic:blipFill>
+                  <pic:spPr bwMode="auto">
+                    <a:xfrm>
+                      <a:off x="0" y="0"/>
+                      <a:ext cx="5264150" cy="2444750"/>
+                    </a:xfrm>
+                    <a:prstGeom prst="rect">
+                      <a:avLst/>
+                    </a:prstGeom>
+                    <a:ln>
+                      <a:noFill/>
+                    </a:ln>
+                    <a:extLst>
+                      <a:ext uri="{53640926-AAD7-44D8-BBD7-CCE9431645EC}">
+                        <a14:shadowObscured xmlns:a14="http://schemas.microsoft.com/office/drawing/2010/main"/>
+                      </a:ext>
+                    </a:extLst>
+                  </pic:spPr>
+                </pic:pic>
+              </a:graphicData>
+            </a:graphic>
+          </wp:inline>
+        </w:drawing>
+      </w:r>
+    </w:p>
+    <w:p>
+      <w:r>
+        <w:rPr>
+          <w:noProof/>
+        </w:rPr>
+        <w:drawing>
+          <wp:inline distT="0" distB="0" distL="0" distR="0" wp14:anchorId="2AA5445E" wp14:editId="161F4ABB">
+            <wp:extent cx="5295900" cy="2311400"/>
+            <wp:effectExtent l="0" t="0" r="0" b="0"/>
+            <wp:docPr id="1883367604" name="Imagen 1" descr="Interfaz de usuario gráfica, Aplicación&#10;&#10;El contenido generado por IA puede ser incorrecto."/>
+            <wp:cNvGraphicFramePr>
+              <a:graphicFrameLocks xmlns:a="http://schemas.openxmlformats.org/drawingml/2006/main" noChangeAspect="1"/>
+            </wp:cNvGraphicFramePr>
+            <a:graphic xmlns:a="http://schemas.openxmlformats.org/drawingml/2006/main">
+              <a:graphicData uri="http://schemas.openxmlformats.org/drawingml/2006/picture">
+                <pic:pic xmlns:pic="http://schemas.openxmlformats.org/drawingml/2006/picture">
+                  <pic:nvPicPr>
+                    <pic:cNvPr id="1883367604" name="Imagen 1" descr="Interfaz de usuario gráfica, Aplicación&#10;&#10;El contenido generado por IA puede ser incorrecto."/>
+                    <pic:cNvPicPr/>
+                  </pic:nvPicPr>
+                  <pic:blipFill rotWithShape="1">
+                    <a:blip r:embed="rId9"/>
+                    <a:srcRect l="1294" t="12960" r="2281" b="10953"/>
+                    <a:stretch/>
+                  </pic:blipFill>
+                  <pic:spPr bwMode="auto">
+                    <a:xfrm>
+                      <a:off x="0" y="0"/>
+                      <a:ext cx="5295900" cy="2311400"/>
+                    </a:xfrm>
+                    <a:prstGeom prst="rect">
+                      <a:avLst/>
+                    </a:prstGeom>
+                    <a:ln>
+                      <a:noFill/>
+                    </a:ln>
+                    <a:extLst>
+                      <a:ext uri="{53640926-AAD7-44D8-BBD7-CCE9431645EC}">
+                        <a14:shadowObscured xmlns:a14="http://schemas.microsoft.com/office/drawing/2010/main"/>
+                      </a:ext>
+                    </a:extLst>
+                  </pic:spPr>
+                </pic:pic>
+              </a:graphicData>
+            </a:graphic>
+          </wp:inline>
+        </w:drawing>
+      </w:r>
+    </w:p>
+    <w:p>
+      <w:r>
+        <w:rPr>
+          <w:noProof/>
           <w:lang w:eastAsia="en-GB"/>
         </w:rPr>
         <w:lastRenderedPageBreak/>
         <mc:AlternateContent>
           <mc:Choice Requires="wps">
             <w:drawing>
-              <wp:anchor distT="0" distB="0" distL="114300" distR="114300" simplePos="0" relativeHeight="251724800" behindDoc="0" locked="0" layoutInCell="1" allowOverlap="1" wp14:anchorId="3D8828D7" wp14:editId="505D351E">
+              <wp:anchor distT="0" distB="0" distL="114300" distR="114300" simplePos="0" relativeHeight="251658240" behindDoc="0" locked="0" layoutInCell="1" allowOverlap="1" wp14:anchorId="798270E1" wp14:editId="1D8453F9">
                 <wp:simplePos x="0" y="0"/>
                 <wp:positionH relativeFrom="column">
-                  <wp:posOffset>1034415</wp:posOffset>
+                  <wp:posOffset>3777615</wp:posOffset>
                 </wp:positionH>
                 <wp:positionV relativeFrom="paragraph">
-                  <wp:posOffset>1722755</wp:posOffset>
-                </wp:positionV>
-                <wp:extent cx="2889250" cy="330200"/>
-                <wp:effectExtent l="38100" t="0" r="25400" b="88900"/>
-                <wp:wrapNone/>
-                <wp:docPr id="70940973" name="Conector recto de flecha 43"/>
-                <wp:cNvGraphicFramePr/>
-                <a:graphic xmlns:a="http://schemas.openxmlformats.org/drawingml/2006/main">
-                  <a:graphicData uri="http://schemas.microsoft.com/office/word/2010/wordprocessingShape">
-                    <wps:wsp>
-                      <wps:cNvCnPr/>
-                      <wps:spPr>
-                        <a:xfrm flipH="1">
-                          <a:off x="0" y="0"/>
-                          <a:ext cx="2889250" cy="330200"/>
-                        </a:xfrm>
-                        <a:prstGeom prst="straightConnector1">
-                          <a:avLst/>
-                        </a:prstGeom>
-                        <a:ln>
-                          <a:solidFill>
-                            <a:srgbClr val="FF0000"/>
-                          </a:solidFill>
-                          <a:tailEnd type="triangle"/>
-                        </a:ln>
-                      </wps:spPr>
-                      <wps:style>
-                        <a:lnRef idx="1">
-                          <a:schemeClr val="accent1"/>
-                        </a:lnRef>
-                        <a:fillRef idx="0">
-                          <a:schemeClr val="accent1"/>
-                        </a:fillRef>
-                        <a:effectRef idx="0">
-                          <a:schemeClr val="accent1"/>
-                        </a:effectRef>
-                        <a:fontRef idx="minor">
-                          <a:schemeClr val="tx1"/>
-                        </a:fontRef>
-                      </wps:style>
-                      <wps:bodyPr/>
-                    </wps:wsp>
-                  </a:graphicData>
-                </a:graphic>
-              </wp:anchor>
-            </w:drawing>
-          </mc:Choice>
-          <mc:Fallback>
-            <w:pict>
-              <v:shapetype w14:anchorId="78706C38" id="_x0000_t32" coordsize="21600,21600" o:spt="32" o:oned="t" path="m,l21600,21600e" filled="f">
-                <v:path arrowok="t" fillok="f" o:connecttype="none"/>
-                <o:lock v:ext="edit" shapetype="t"/>
-              </v:shapetype>
-              <v:shape id="Conector recto de flecha 43" o:spid="_x0000_s1026" type="#_x0000_t32" style="position:absolute;margin-left:81.45pt;margin-top:135.65pt;width:227.5pt;height:26pt;flip:x;z-index:251724800;visibility:visible;mso-wrap-style:square;mso-wrap-distance-left:9pt;mso-wrap-distance-top:0;mso-wrap-distance-right:9pt;mso-wrap-distance-bottom:0;mso-position-horizontal:absolute;mso-position-horizontal-relative:text;mso-position-vertical:absolute;mso-position-vertical-relative:text" o:gfxdata="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" strokecolor="red" strokeweight=".5pt">
-                <v:stroke endarrow="block" joinstyle="miter"/>
-              </v:shape>
-            </w:pict>
-          </mc:Fallback>
-        </mc:AlternateContent>
-      </w:r>
-      <w:r>
-        <w:rPr>
-          <w:noProof/>
-          <w:color w:val="FF0000"/>
-          <w:lang w:eastAsia="en-GB"/>
-        </w:rPr>
-        <mc:AlternateContent>
-          <mc:Choice Requires="wps">
-            <w:drawing>
-              <wp:anchor distT="0" distB="0" distL="114300" distR="114300" simplePos="0" relativeHeight="251713536" behindDoc="0" locked="0" layoutInCell="1" allowOverlap="1" wp14:anchorId="7918B781" wp14:editId="65045216">
-                <wp:simplePos x="0" y="0"/>
-                <wp:positionH relativeFrom="column">
-                  <wp:posOffset>564515</wp:posOffset>
-                </wp:positionH>
-                <wp:positionV relativeFrom="paragraph">
-                  <wp:posOffset>2065655</wp:posOffset>
-                </wp:positionV>
-                <wp:extent cx="908050" cy="298450"/>
-                <wp:effectExtent l="0" t="0" r="25400" b="25400"/>
-                <wp:wrapNone/>
-                <wp:docPr id="1162178063" name="Elipse 34"/>
-                <wp:cNvGraphicFramePr/>
-                <a:graphic xmlns:a="http://schemas.openxmlformats.org/drawingml/2006/main">
-                  <a:graphicData uri="http://schemas.microsoft.com/office/word/2010/wordprocessingShape">
-                    <wps:wsp>
-                      <wps:cNvSpPr/>
-                      <wps:spPr>
-                        <a:xfrm>
-                          <a:off x="0" y="0"/>
-                          <a:ext cx="908050" cy="298450"/>
-                        </a:xfrm>
-                        <a:prstGeom prst="ellipse">
-                          <a:avLst/>
-                        </a:prstGeom>
-                        <a:noFill/>
-                        <a:ln>
-                          <a:solidFill>
-                            <a:srgbClr val="FF0000"/>
-                          </a:solidFill>
-                        </a:ln>
-                      </wps:spPr>
-                      <wps:style>
-                        <a:lnRef idx="2">
-                          <a:schemeClr val="accent1">
-                            <a:shade val="15000"/>
-                          </a:schemeClr>
-                        </a:lnRef>
-                        <a:fillRef idx="1">
-                          <a:schemeClr val="accent1"/>
-                        </a:fillRef>
-                        <a:effectRef idx="0">
-                          <a:schemeClr val="accent1"/>
-                        </a:effectRef>
-                        <a:fontRef idx="minor">
-                          <a:schemeClr val="lt1"/>
-                        </a:fontRef>
-                      </wps:style>
-                      <wps:bodyPr rot="0" spcFirstLastPara="0" vertOverflow="overflow" horzOverflow="overflow" vert="horz" wrap="square" lIns="91440" tIns="45720" rIns="91440" bIns="45720" numCol="1" spcCol="0" rtlCol="0" fromWordArt="0" anchor="ctr" anchorCtr="0" forceAA="0" compatLnSpc="1">
-                        <a:prstTxWarp prst="textNoShape">
-                          <a:avLst/>
-                        </a:prstTxWarp>
-                        <a:noAutofit/>
-                      </wps:bodyPr>
-                    </wps:wsp>
-                  </a:graphicData>
-                </a:graphic>
-              </wp:anchor>
-            </w:drawing>
-          </mc:Choice>
-          <mc:Fallback>
-            <w:pict>
-              <v:oval w14:anchorId="09B0E9B9" id="Elipse 34" o:spid="_x0000_s1026" style="position:absolute;margin-left:44.45pt;margin-top:162.65pt;width:71.5pt;height:23.5pt;z-index:251713536;visibility:visible;mso-wrap-style:square;mso-wrap-distance-left:9pt;mso-wrap-distance-top:0;mso-wrap-distance-right:9pt;mso-wrap-distance-bottom:0;mso-position-horizontal:absolute;mso-position-horizontal-relative:text;mso-position-vertical:absolute;mso-position-vertical-relative:text;v-text-anchor:middle" o:gfxdata="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" filled="f" strokecolor="red" strokeweight="1pt">
-                <v:stroke joinstyle="miter"/>
-              </v:oval>
-            </w:pict>
-          </mc:Fallback>
-        </mc:AlternateContent>
-      </w:r>
-      <w:r>
-        <w:rPr>
-          <w:noProof/>
-          <w:lang w:eastAsia="en-GB"/>
-        </w:rPr>
-        <mc:AlternateContent>
-          <mc:Choice Requires="wps">
-            <w:drawing>
-              <wp:anchor distT="0" distB="0" distL="114300" distR="114300" simplePos="0" relativeHeight="251658240" behindDoc="0" locked="0" layoutInCell="1" allowOverlap="1" wp14:anchorId="798270E1" wp14:editId="77AD759D">
-                <wp:simplePos x="0" y="0"/>
-                <wp:positionH relativeFrom="column">
-                  <wp:posOffset>3891915</wp:posOffset>
-                </wp:positionH>
-                <wp:positionV relativeFrom="paragraph">
-                  <wp:posOffset>1570355</wp:posOffset>
+                  <wp:posOffset>950595</wp:posOffset>
                 </wp:positionV>
                 <wp:extent cx="1098550" cy="266700"/>
                 <wp:effectExtent l="0" t="0" r="0" b="0"/>
@@ -722,7 +604,13 @@
                               <w:rPr>
                                 <w:color w:val="FF0000"/>
                               </w:rPr>
-                              <w:t>Pre-registration</w:t>
+                              <w:t>R</w:t>
+                            </w:r>
+                            <w:r>
+                              <w:rPr>
+                                <w:color w:val="FF0000"/>
+                              </w:rPr>
+                              <w:t>egistration</w:t>
                             </w:r>
                           </w:p>
                         </w:txbxContent>
@@ -744,7 +632,7 @@
           </mc:Choice>
           <mc:Fallback>
             <w:pict>
-              <v:rect w14:anchorId="798270E1" id="Rectángulo 6" o:spid="_x0000_s1026" style="position:absolute;margin-left:306.45pt;margin-top:123.65pt;width:86.5pt;height:21pt;z-index:251658240;visibility:visible;mso-wrap-style:square;mso-width-percent:0;mso-wrap-distance-left:9pt;mso-wrap-distance-top:0;mso-wrap-distance-right:9pt;mso-wrap-distance-bottom:0;mso-position-horizontal:absolute;mso-position-horizontal-relative:text;mso-position-vertical:absolute;mso-position-vertical-relative:text;mso-width-percent:0;mso-width-relative:margin;v-text-anchor:middle" o:gfxdata="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" filled="f" stroked="f" strokeweight="1pt">
+              <v:rect w14:anchorId="798270E1" id="Rectángulo 6" o:spid="_x0000_s1026" style="position:absolute;margin-left:297.45pt;margin-top:74.85pt;width:86.5pt;height:21pt;z-index:251658240;visibility:visible;mso-wrap-style:square;mso-width-percent:0;mso-wrap-distance-left:9pt;mso-wrap-distance-top:0;mso-wrap-distance-right:9pt;mso-wrap-distance-bottom:0;mso-position-horizontal:absolute;mso-position-horizontal-relative:text;mso-position-vertical:absolute;mso-position-vertical-relative:text;mso-width-percent:0;mso-width-relative:margin;v-text-anchor:middle" o:gfxdata="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" filled="f" stroked="f" strokeweight="1pt">
                 <v:textbox>
                   <w:txbxContent>
                     <w:p>
@@ -758,7 +646,13 @@
                         <w:rPr>
                           <w:color w:val="FF0000"/>
                         </w:rPr>
-                        <w:t>Pre-registration</w:t>
+                        <w:t>R</w:t>
+                      </w:r>
+                      <w:r>
+                        <w:rPr>
+                          <w:color w:val="FF0000"/>
+                        </w:rPr>
+                        <w:t>egistration</w:t>
                       </w:r>
                     </w:p>
                   </w:txbxContent>
@@ -771,13 +665,178 @@
       <w:r>
         <w:rPr>
           <w:noProof/>
+          <w:color w:val="FF0000"/>
           <w:lang w:eastAsia="en-GB"/>
         </w:rPr>
+        <mc:AlternateContent>
+          <mc:Choice Requires="wps">
+            <w:drawing>
+              <wp:anchor distT="0" distB="0" distL="114300" distR="114300" simplePos="0" relativeHeight="251724800" behindDoc="0" locked="0" layoutInCell="1" allowOverlap="1" wp14:anchorId="3D8828D7" wp14:editId="74537B88">
+                <wp:simplePos x="0" y="0"/>
+                <wp:positionH relativeFrom="column">
+                  <wp:posOffset>3034665</wp:posOffset>
+                </wp:positionH>
+                <wp:positionV relativeFrom="paragraph">
+                  <wp:posOffset>1119505</wp:posOffset>
+                </wp:positionV>
+                <wp:extent cx="889000" cy="215900"/>
+                <wp:effectExtent l="38100" t="0" r="25400" b="69850"/>
+                <wp:wrapNone/>
+                <wp:docPr id="70940973" name="Conector recto de flecha 43"/>
+                <wp:cNvGraphicFramePr/>
+                <a:graphic xmlns:a="http://schemas.openxmlformats.org/drawingml/2006/main">
+                  <a:graphicData uri="http://schemas.microsoft.com/office/word/2010/wordprocessingShape">
+                    <wps:wsp>
+                      <wps:cNvCnPr/>
+                      <wps:spPr>
+                        <a:xfrm flipH="1">
+                          <a:off x="0" y="0"/>
+                          <a:ext cx="889000" cy="215900"/>
+                        </a:xfrm>
+                        <a:prstGeom prst="straightConnector1">
+                          <a:avLst/>
+                        </a:prstGeom>
+                        <a:ln>
+                          <a:solidFill>
+                            <a:srgbClr val="FF0000"/>
+                          </a:solidFill>
+                          <a:tailEnd type="triangle"/>
+                        </a:ln>
+                      </wps:spPr>
+                      <wps:style>
+                        <a:lnRef idx="1">
+                          <a:schemeClr val="accent1"/>
+                        </a:lnRef>
+                        <a:fillRef idx="0">
+                          <a:schemeClr val="accent1"/>
+                        </a:fillRef>
+                        <a:effectRef idx="0">
+                          <a:schemeClr val="accent1"/>
+                        </a:effectRef>
+                        <a:fontRef idx="minor">
+                          <a:schemeClr val="tx1"/>
+                        </a:fontRef>
+                      </wps:style>
+                      <wps:bodyPr/>
+                    </wps:wsp>
+                  </a:graphicData>
+                </a:graphic>
+                <wp14:sizeRelH relativeFrom="margin">
+                  <wp14:pctWidth>0</wp14:pctWidth>
+                </wp14:sizeRelH>
+                <wp14:sizeRelV relativeFrom="margin">
+                  <wp14:pctHeight>0</wp14:pctHeight>
+                </wp14:sizeRelV>
+              </wp:anchor>
+            </w:drawing>
+          </mc:Choice>
+          <mc:Fallback>
+            <w:pict>
+              <v:shapetype w14:anchorId="60B38F91" id="_x0000_t32" coordsize="21600,21600" o:spt="32" o:oned="t" path="m,l21600,21600e" filled="f">
+                <v:path arrowok="t" fillok="f" o:connecttype="none"/>
+                <o:lock v:ext="edit" shapetype="t"/>
+              </v:shapetype>
+              <v:shape id="Conector recto de flecha 43" o:spid="_x0000_s1026" type="#_x0000_t32" style="position:absolute;margin-left:238.95pt;margin-top:88.15pt;width:70pt;height:17pt;flip:x;z-index:251724800;visibility:visible;mso-wrap-style:square;mso-width-percent:0;mso-height-percent:0;mso-wrap-distance-left:9pt;mso-wrap-distance-top:0;mso-wrap-distance-right:9pt;mso-wrap-distance-bottom:0;mso-position-horizontal:absolute;mso-position-horizontal-relative:text;mso-position-vertical:absolute;mso-position-vertical-relative:text;mso-width-percent:0;mso-height-percent:0;mso-width-relative:margin;mso-height-relative:margin" o:gfxdata="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" strokecolor="red" strokeweight=".5pt">
+                <v:stroke endarrow="block" joinstyle="miter"/>
+              </v:shape>
+            </w:pict>
+          </mc:Fallback>
+        </mc:AlternateContent>
+      </w:r>
+      <w:r>
+        <w:rPr>
+          <w:noProof/>
+          <w:color w:val="FF0000"/>
+          <w:lang w:eastAsia="en-GB"/>
+        </w:rPr>
+        <mc:AlternateContent>
+          <mc:Choice Requires="wps">
+            <w:drawing>
+              <wp:anchor distT="0" distB="0" distL="114300" distR="114300" simplePos="0" relativeHeight="251739136" behindDoc="0" locked="0" layoutInCell="1" allowOverlap="1" wp14:anchorId="6880F08E" wp14:editId="4AC90AAA">
+                <wp:simplePos x="0" y="0"/>
+                <wp:positionH relativeFrom="margin">
+                  <wp:posOffset>1942465</wp:posOffset>
+                </wp:positionH>
+                <wp:positionV relativeFrom="paragraph">
+                  <wp:posOffset>1202055</wp:posOffset>
+                </wp:positionV>
+                <wp:extent cx="1219200" cy="857250"/>
+                <wp:effectExtent l="0" t="0" r="19050" b="19050"/>
+                <wp:wrapNone/>
+                <wp:docPr id="1162178063" name="Elipse 34"/>
+                <wp:cNvGraphicFramePr/>
+                <a:graphic xmlns:a="http://schemas.openxmlformats.org/drawingml/2006/main">
+                  <a:graphicData uri="http://schemas.microsoft.com/office/word/2010/wordprocessingShape">
+                    <wps:wsp>
+                      <wps:cNvSpPr/>
+                      <wps:spPr>
+                        <a:xfrm>
+                          <a:off x="0" y="0"/>
+                          <a:ext cx="1219200" cy="857250"/>
+                        </a:xfrm>
+                        <a:prstGeom prst="ellipse">
+                          <a:avLst/>
+                        </a:prstGeom>
+                        <a:noFill/>
+                        <a:ln>
+                          <a:solidFill>
+                            <a:srgbClr val="FF0000"/>
+                          </a:solidFill>
+                        </a:ln>
+                      </wps:spPr>
+                      <wps:style>
+                        <a:lnRef idx="2">
+                          <a:schemeClr val="accent1">
+                            <a:shade val="15000"/>
+                          </a:schemeClr>
+                        </a:lnRef>
+                        <a:fillRef idx="1">
+                          <a:schemeClr val="accent1"/>
+                        </a:fillRef>
+                        <a:effectRef idx="0">
+                          <a:schemeClr val="accent1"/>
+                        </a:effectRef>
+                        <a:fontRef idx="minor">
+                          <a:schemeClr val="lt1"/>
+                        </a:fontRef>
+                      </wps:style>
+                      <wps:bodyPr rot="0" spcFirstLastPara="0" vertOverflow="overflow" horzOverflow="overflow" vert="horz" wrap="square" lIns="91440" tIns="45720" rIns="91440" bIns="45720" numCol="1" spcCol="0" rtlCol="0" fromWordArt="0" anchor="ctr" anchorCtr="0" forceAA="0" compatLnSpc="1">
+                        <a:prstTxWarp prst="textNoShape">
+                          <a:avLst/>
+                        </a:prstTxWarp>
+                        <a:noAutofit/>
+                      </wps:bodyPr>
+                    </wps:wsp>
+                  </a:graphicData>
+                </a:graphic>
+                <wp14:sizeRelH relativeFrom="margin">
+                  <wp14:pctWidth>0</wp14:pctWidth>
+                </wp14:sizeRelH>
+                <wp14:sizeRelV relativeFrom="margin">
+                  <wp14:pctHeight>0</wp14:pctHeight>
+                </wp14:sizeRelV>
+              </wp:anchor>
+            </w:drawing>
+          </mc:Choice>
+          <mc:Fallback>
+            <w:pict>
+              <v:oval w14:anchorId="3B10A013" id="Elipse 34" o:spid="_x0000_s1026" style="position:absolute;margin-left:152.95pt;margin-top:94.65pt;width:96pt;height:67.5pt;z-index:251739136;visibility:visible;mso-wrap-style:square;mso-width-percent:0;mso-height-percent:0;mso-wrap-distance-left:9pt;mso-wrap-distance-top:0;mso-wrap-distance-right:9pt;mso-wrap-distance-bottom:0;mso-position-horizontal:absolute;mso-position-horizontal-relative:margin;mso-position-vertical:absolute;mso-position-vertical-relative:text;mso-width-percent:0;mso-height-percent:0;mso-width-relative:margin;mso-height-relative:margin;v-text-anchor:middle" o:gfxdata="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" filled="f" strokecolor="red" strokeweight="1pt">
+                <v:stroke joinstyle="miter"/>
+                <w10:wrap anchorx="margin"/>
+              </v:oval>
+            </w:pict>
+          </mc:Fallback>
+        </mc:AlternateContent>
+      </w:r>
+      <w:r>
+        <w:rPr>
+          <w:noProof/>
+        </w:rPr>
         <w:drawing>
-          <wp:inline distT="0" distB="0" distL="0" distR="0" wp14:anchorId="1E7F347E" wp14:editId="17C78A0E">
-            <wp:extent cx="5105400" cy="2393950"/>
+          <wp:inline distT="0" distB="0" distL="0" distR="0" wp14:anchorId="0BAF9411" wp14:editId="4B8598A5">
+            <wp:extent cx="5181600" cy="2222500"/>
             <wp:effectExtent l="0" t="0" r="0" b="6350"/>
-            <wp:docPr id="165397706" name="Imagen 1" descr="Interfaz de usuario gráfica, Sitio web&#10;&#10;Descripción generada automáticamente"/>
+            <wp:docPr id="1468526812" name="Imagen 1" descr="Interfaz de usuario gráfica, Texto, Aplicación&#10;&#10;El contenido generado por IA puede ser incorrecto."/>
             <wp:cNvGraphicFramePr>
               <a:graphicFrameLocks xmlns:a="http://schemas.openxmlformats.org/drawingml/2006/main" noChangeAspect="1"/>
             </wp:cNvGraphicFramePr>
@@ -785,18 +844,18 @@
               <a:graphicData uri="http://schemas.openxmlformats.org/drawingml/2006/picture">
                 <pic:pic xmlns:pic="http://schemas.openxmlformats.org/drawingml/2006/picture">
                   <pic:nvPicPr>
-                    <pic:cNvPr id="165397706" name="Imagen 1" descr="Interfaz de usuario gráfica, Sitio web&#10;&#10;Descripción generada automáticamente"/>
+                    <pic:cNvPr id="1468526812" name="Imagen 1" descr="Interfaz de usuario gráfica, Texto, Aplicación&#10;&#10;El contenido generado por IA puede ser incorrecto."/>
                     <pic:cNvPicPr/>
                   </pic:nvPicPr>
                   <pic:blipFill rotWithShape="1">
-                    <a:blip r:embed="rId8"/>
-                    <a:srcRect t="12751" r="5457" b="8445"/>
+                    <a:blip r:embed="rId10"/>
+                    <a:srcRect l="1882" t="12123" r="2164" b="14716"/>
                     <a:stretch/>
                   </pic:blipFill>
                   <pic:spPr bwMode="auto">
                     <a:xfrm>
                       <a:off x="0" y="0"/>
-                      <a:ext cx="5105400" cy="2393950"/>
+                      <a:ext cx="5181600" cy="2222500"/>
                     </a:xfrm>
                     <a:prstGeom prst="rect">
                       <a:avLst/>
@@ -816,60 +875,6 @@
           </wp:inline>
         </w:drawing>
       </w:r>
-      <w:r>
-        <w:rPr>
-          <w:noProof/>
-        </w:rPr>
-        <w:t xml:space="preserve"> </w:t>
-      </w:r>
-      <w:r>
-        <w:rPr>
-          <w:noProof/>
-          <w:lang w:eastAsia="en-GB"/>
-        </w:rPr>
-        <w:drawing>
-          <wp:inline distT="0" distB="0" distL="0" distR="0" wp14:anchorId="07740453" wp14:editId="3109F766">
-            <wp:extent cx="5086350" cy="2298700"/>
-            <wp:effectExtent l="0" t="0" r="0" b="6350"/>
-            <wp:docPr id="1928619605" name="Imagen 1" descr="Interfaz de usuario gráfica, Texto, Aplicación, Correo electrónico&#10;&#10;Descripción generada automáticamente"/>
-            <wp:cNvGraphicFramePr>
-              <a:graphicFrameLocks xmlns:a="http://schemas.openxmlformats.org/drawingml/2006/main" noChangeAspect="1"/>
-            </wp:cNvGraphicFramePr>
-            <a:graphic xmlns:a="http://schemas.openxmlformats.org/drawingml/2006/main">
-              <a:graphicData uri="http://schemas.openxmlformats.org/drawingml/2006/picture">
-                <pic:pic xmlns:pic="http://schemas.openxmlformats.org/drawingml/2006/picture">
-                  <pic:nvPicPr>
-                    <pic:cNvPr id="1928619605" name="Imagen 1" descr="Interfaz de usuario gráfica, Texto, Aplicación, Correo electrónico&#10;&#10;Descripción generada automáticamente"/>
-                    <pic:cNvPicPr/>
-                  </pic:nvPicPr>
-                  <pic:blipFill rotWithShape="1">
-                    <a:blip r:embed="rId9"/>
-                    <a:srcRect t="14214" r="5809" b="10116"/>
-                    <a:stretch/>
-                  </pic:blipFill>
-                  <pic:spPr bwMode="auto">
-                    <a:xfrm>
-                      <a:off x="0" y="0"/>
-                      <a:ext cx="5086350" cy="2298700"/>
-                    </a:xfrm>
-                    <a:prstGeom prst="rect">
-                      <a:avLst/>
-                    </a:prstGeom>
-                    <a:ln>
-                      <a:noFill/>
-                    </a:ln>
-                    <a:extLst>
-                      <a:ext uri="{53640926-AAD7-44D8-BBD7-CCE9431645EC}">
-                        <a14:shadowObscured xmlns:a14="http://schemas.microsoft.com/office/drawing/2010/main"/>
-                      </a:ext>
-                    </a:extLst>
-                  </pic:spPr>
-                </pic:pic>
-              </a:graphicData>
-            </a:graphic>
-          </wp:inline>
-        </w:drawing>
-      </w:r>
     </w:p>
     <w:p>
       <w:pPr>
@@ -915,6 +920,26 @@
         <w:spacing w:before="0" w:beforeAutospacing="0" w:after="0" w:afterAutospacing="0"/>
         <w:jc w:val="both"/>
         <w:rPr>
+          <w:rFonts w:ascii="Arial" w:hAnsi="Arial" w:cs="Arial"/>
+          <w:b/>
+          <w:lang w:val="en-US"/>
+        </w:rPr>
+      </w:pPr>
+      <w:r>
+        <w:rPr>
+          <w:rFonts w:ascii="Arial" w:hAnsi="Arial" w:cs="Arial"/>
+          <w:b/>
+          <w:lang w:val="en-US"/>
+        </w:rPr>
+        <w:t>International School: Systematic Review and Mapping Research Methods in the context of Social and Environmental Sciences</w:t>
+      </w:r>
+    </w:p>
+    <w:p>
+      <w:pPr>
+        <w:pStyle w:val="NormalWeb"/>
+        <w:spacing w:before="0" w:beforeAutospacing="0" w:after="0" w:afterAutospacing="0"/>
+        <w:jc w:val="both"/>
+        <w:rPr>
           <w:rStyle w:val="Textoennegrita"/>
           <w:rFonts w:ascii="Arial" w:hAnsi="Arial" w:cs="Arial"/>
           <w:color w:val="0E101A"/>
@@ -923,17 +948,6 @@
           <w:lang w:val="en-US"/>
         </w:rPr>
       </w:pPr>
-      <w:r>
-        <w:rPr>
-          <w:rStyle w:val="Textoennegrita"/>
-          <w:rFonts w:ascii="Arial" w:hAnsi="Arial" w:cs="Arial"/>
-          <w:color w:val="0E101A"/>
-          <w:sz w:val="22"/>
-          <w:szCs w:val="22"/>
-          <w:lang w:val="en-US"/>
-        </w:rPr>
-        <w:t>International School “Evidence synthesis methods for social transformations to more sustainable and equitable futures: theory and practice”</w:t>
-      </w:r>
     </w:p>
     <w:p>
       <w:pPr>
@@ -946,6 +960,7 @@
           <w:color w:val="0E101A"/>
           <w:sz w:val="22"/>
           <w:szCs w:val="22"/>
+          <w:lang w:val="en-US"/>
         </w:rPr>
       </w:pPr>
       <w:r>
@@ -955,6 +970,7 @@
           <w:color w:val="0E101A"/>
           <w:sz w:val="22"/>
           <w:szCs w:val="22"/>
+          <w:lang w:val="en-US"/>
         </w:rPr>
         <w:t>Organized by:</w:t>
       </w:r>
@@ -964,6 +980,7 @@
           <w:color w:val="0E101A"/>
           <w:sz w:val="22"/>
           <w:szCs w:val="22"/>
+          <w:lang w:val="en-US"/>
         </w:rPr>
         <w:t> </w:t>
       </w:r>
@@ -973,15 +990,47 @@
           <w:color w:val="0E101A"/>
           <w:sz w:val="22"/>
           <w:szCs w:val="22"/>
-        </w:rPr>
-        <w:t>Grupo de Investigación de Sociología Aplicada INDALO</w:t>
-      </w:r>
-      <w:r>
-        <w:rPr>
-          <w:rFonts w:ascii="Arial" w:hAnsi="Arial" w:cs="Arial"/>
-          <w:color w:val="0E101A"/>
-          <w:sz w:val="22"/>
-          <w:szCs w:val="22"/>
+          <w:lang w:val="en-US"/>
+        </w:rPr>
+        <w:t>Rese</w:t>
+      </w:r>
+      <w:r>
+        <w:rPr>
+          <w:rFonts w:ascii="Arial" w:hAnsi="Arial" w:cs="Arial"/>
+          <w:color w:val="0E101A"/>
+          <w:sz w:val="22"/>
+          <w:szCs w:val="22"/>
+          <w:lang w:val="en-US"/>
+        </w:rPr>
+        <w:t>ar</w:t>
+      </w:r>
+      <w:r>
+        <w:rPr>
+          <w:rFonts w:ascii="Arial" w:hAnsi="Arial" w:cs="Arial"/>
+          <w:color w:val="0E101A"/>
+          <w:sz w:val="22"/>
+          <w:szCs w:val="22"/>
+          <w:lang w:val="en-US"/>
+        </w:rPr>
+        <w:t xml:space="preserve">ch Group of </w:t>
+      </w:r>
+      <w:r>
+        <w:rPr>
+          <w:rFonts w:ascii="Arial" w:hAnsi="Arial" w:cs="Arial"/>
+          <w:color w:val="0E101A"/>
+          <w:sz w:val="22"/>
+          <w:szCs w:val="22"/>
+          <w:lang w:val="en-US"/>
+        </w:rPr>
+        <w:t>Applied Sociology</w:t>
+      </w:r>
+      <w:r>
+        <w:rPr>
+          <w:rFonts w:ascii="Arial" w:hAnsi="Arial" w:cs="Arial"/>
+          <w:color w:val="0E101A"/>
+          <w:sz w:val="22"/>
+          <w:szCs w:val="22"/>
+          <w:lang w:val="en-US"/>
         </w:rPr>
         <w:t xml:space="preserve"> (University of Almería)</w:t>
       </w:r>
@@ -1036,7 +1085,7 @@
           <w:lang w:val="en-US"/>
         </w:rPr>
       </w:pPr>
-      <w:hyperlink r:id="rId10" w:tgtFrame="_blank" w:history="1">
+      <w:hyperlink r:id="rId11" w:tgtFrame="_blank" w:history="1">
         <w:r>
           <w:rPr>
             <w:rStyle w:val="Hipervnculo"/>
@@ -1284,25 +1333,7 @@
           <w:sz w:val="22"/>
           <w:szCs w:val="22"/>
         </w:rPr>
-        <w:t>Director</w:t>
-      </w:r>
-      <w:r>
-        <w:rPr>
-          <w:rFonts w:ascii="Arial" w:hAnsi="Arial" w:cs="Arial"/>
-          <w:color w:val="0E101A"/>
-          <w:sz w:val="22"/>
-          <w:szCs w:val="22"/>
-        </w:rPr>
-        <w:t>a</w:t>
-      </w:r>
-      <w:r>
-        <w:rPr>
-          <w:rFonts w:ascii="Arial" w:hAnsi="Arial" w:cs="Arial"/>
-          <w:color w:val="0E101A"/>
-          <w:sz w:val="22"/>
-          <w:szCs w:val="22"/>
-        </w:rPr>
-        <w:t>: María Dolores López Rodríguez (University of Almería)</w:t>
+        <w:t>Director: María Dolores López Rodríguez (University of Almería)</w:t>
       </w:r>
     </w:p>
     <w:p>
@@ -1449,7 +1480,67 @@
           <w:szCs w:val="22"/>
           <w:lang w:val="en-US"/>
         </w:rPr>
-        <w:t>From 2</w:t>
+        <w:t xml:space="preserve">From </w:t>
+      </w:r>
+      <w:r>
+        <w:rPr>
+          <w:rFonts w:ascii="Arial" w:hAnsi="Arial" w:cs="Arial"/>
+          <w:color w:val="0E101A"/>
+          <w:sz w:val="22"/>
+          <w:szCs w:val="22"/>
+          <w:lang w:val="en-US"/>
+        </w:rPr>
+        <w:t>10</w:t>
+      </w:r>
+      <w:r>
+        <w:rPr>
+          <w:rFonts w:ascii="Arial" w:hAnsi="Arial" w:cs="Arial"/>
+          <w:color w:val="0E101A"/>
+          <w:sz w:val="22"/>
+          <w:szCs w:val="22"/>
+          <w:lang w:val="en-US"/>
+        </w:rPr>
+        <w:t xml:space="preserve">th to </w:t>
+      </w:r>
+      <w:r>
+        <w:rPr>
+          <w:rFonts w:ascii="Arial" w:hAnsi="Arial" w:cs="Arial"/>
+          <w:color w:val="0E101A"/>
+          <w:sz w:val="22"/>
+          <w:szCs w:val="22"/>
+          <w:lang w:val="en-US"/>
+        </w:rPr>
+        <w:t>14</w:t>
+      </w:r>
+      <w:r>
+        <w:rPr>
+          <w:rFonts w:ascii="Arial" w:hAnsi="Arial" w:cs="Arial"/>
+          <w:color w:val="0E101A"/>
+          <w:sz w:val="22"/>
+          <w:szCs w:val="22"/>
+          <w:lang w:val="en-US"/>
+        </w:rPr>
+        <w:t xml:space="preserve">th </w:t>
+      </w:r>
+      <w:r>
+        <w:rPr>
+          <w:rFonts w:ascii="Arial" w:hAnsi="Arial" w:cs="Arial"/>
+          <w:color w:val="0E101A"/>
+          <w:sz w:val="22"/>
+          <w:szCs w:val="22"/>
+          <w:lang w:val="en-US"/>
+        </w:rPr>
+        <w:t>November</w:t>
+      </w:r>
+      <w:r>
+        <w:rPr>
+          <w:rFonts w:ascii="Arial" w:hAnsi="Arial" w:cs="Arial"/>
+          <w:color w:val="0E101A"/>
+          <w:sz w:val="22"/>
+          <w:szCs w:val="22"/>
+          <w:lang w:val="en-US"/>
+        </w:rPr>
+        <w:t xml:space="preserve"> 202</w:t>
       </w:r>
       <w:r>
         <w:rPr>
@@ -1460,66 +1551,6 @@
           <w:lang w:val="en-US"/>
         </w:rPr>
         <w:t>5</w:t>
-      </w:r>
-      <w:r>
-        <w:rPr>
-          <w:rFonts w:ascii="Arial" w:hAnsi="Arial" w:cs="Arial"/>
-          <w:color w:val="0E101A"/>
-          <w:sz w:val="22"/>
-          <w:szCs w:val="22"/>
-          <w:lang w:val="en-US"/>
-        </w:rPr>
-        <w:t>th to 2</w:t>
-      </w:r>
-      <w:r>
-        <w:rPr>
-          <w:rFonts w:ascii="Arial" w:hAnsi="Arial" w:cs="Arial"/>
-          <w:color w:val="0E101A"/>
-          <w:sz w:val="22"/>
-          <w:szCs w:val="22"/>
-          <w:lang w:val="en-US"/>
-        </w:rPr>
-        <w:t>9</w:t>
-      </w:r>
-      <w:r>
-        <w:rPr>
-          <w:rFonts w:ascii="Arial" w:hAnsi="Arial" w:cs="Arial"/>
-          <w:color w:val="0E101A"/>
-          <w:sz w:val="22"/>
-          <w:szCs w:val="22"/>
-          <w:lang w:val="en-US"/>
-        </w:rPr>
-        <w:t xml:space="preserve">th </w:t>
-      </w:r>
-      <w:r>
-        <w:rPr>
-          <w:rFonts w:ascii="Arial" w:hAnsi="Arial" w:cs="Arial"/>
-          <w:color w:val="0E101A"/>
-          <w:sz w:val="22"/>
-          <w:szCs w:val="22"/>
-          <w:lang w:val="en-US"/>
-        </w:rPr>
-        <w:t>November</w:t>
-      </w:r>
-      <w:r>
-        <w:rPr>
-          <w:rFonts w:ascii="Arial" w:hAnsi="Arial" w:cs="Arial"/>
-          <w:color w:val="0E101A"/>
-          <w:sz w:val="22"/>
-          <w:szCs w:val="22"/>
-          <w:lang w:val="en-US"/>
-        </w:rPr>
-        <w:t xml:space="preserve"> 202</w:t>
-      </w:r>
-      <w:r>
-        <w:rPr>
-          <w:rFonts w:ascii="Arial" w:hAnsi="Arial" w:cs="Arial"/>
-          <w:color w:val="0E101A"/>
-          <w:sz w:val="22"/>
-          <w:szCs w:val="22"/>
-          <w:lang w:val="en-US"/>
-        </w:rPr>
-        <w:t>4</w:t>
       </w:r>
     </w:p>
     <w:p>
@@ -1672,7 +1703,6 @@
           <w:szCs w:val="22"/>
           <w:lang w:val="en-US"/>
         </w:rPr>
-        <w:lastRenderedPageBreak/>
         <w:t>Session 3: The Protocol, Searching for evidence, Assembling a library of evidence and reviewing management software, and Screening for relevance</w:t>
       </w:r>
       <w:r>
@@ -1894,288 +1924,29 @@
         <w:jc w:val="both"/>
         <w:rPr>
           <w:rFonts w:ascii="Arial" w:hAnsi="Arial" w:cs="Arial"/>
-          <w:color w:val="0E101A"/>
-          <w:sz w:val="22"/>
-          <w:szCs w:val="22"/>
-          <w:lang w:val="en-US"/>
-        </w:rPr>
-      </w:pPr>
-    </w:p>
-    <w:p>
-      <w:pPr>
-        <w:pStyle w:val="NormalWeb"/>
-        <w:spacing w:before="0" w:beforeAutospacing="0" w:after="0" w:afterAutospacing="0"/>
-        <w:jc w:val="both"/>
-        <w:rPr>
-          <w:rFonts w:ascii="Arial" w:hAnsi="Arial" w:cs="Arial"/>
-          <w:color w:val="0E101A"/>
-          <w:sz w:val="22"/>
-          <w:szCs w:val="22"/>
-          <w:lang w:val="en-US"/>
-        </w:rPr>
-      </w:pPr>
-      <w:r>
-        <w:rPr>
-          <w:rFonts w:ascii="Arial" w:hAnsi="Arial" w:cs="Arial"/>
-          <w:color w:val="0E101A"/>
-          <w:sz w:val="22"/>
-          <w:szCs w:val="22"/>
-          <w:lang w:val="en-US"/>
-        </w:rPr>
-        <w:t xml:space="preserve">The official procedure to register for </w:t>
-      </w:r>
-      <w:r>
-        <w:rPr>
-          <w:rFonts w:ascii="Arial" w:hAnsi="Arial" w:cs="Arial"/>
-          <w:color w:val="0E101A"/>
-          <w:sz w:val="22"/>
-          <w:szCs w:val="22"/>
-          <w:lang w:val="en-US"/>
-        </w:rPr>
-        <w:t>International</w:t>
-      </w:r>
-      <w:r>
-        <w:rPr>
-          <w:rFonts w:ascii="Arial" w:hAnsi="Arial" w:cs="Arial"/>
-          <w:color w:val="0E101A"/>
-          <w:sz w:val="22"/>
-          <w:szCs w:val="22"/>
-          <w:lang w:val="en-US"/>
-        </w:rPr>
-        <w:t xml:space="preserve"> </w:t>
-      </w:r>
-      <w:r>
-        <w:rPr>
-          <w:rFonts w:ascii="Arial" w:hAnsi="Arial" w:cs="Arial"/>
-          <w:color w:val="0E101A"/>
-          <w:sz w:val="22"/>
-          <w:szCs w:val="22"/>
-          <w:lang w:val="en-US"/>
-        </w:rPr>
-        <w:t>School involves two different phases:</w:t>
-      </w:r>
-    </w:p>
-    <w:p>
-      <w:pPr>
-        <w:pStyle w:val="NormalWeb"/>
-        <w:spacing w:before="0" w:beforeAutospacing="0" w:after="0" w:afterAutospacing="0"/>
-        <w:jc w:val="both"/>
-        <w:rPr>
-          <w:rFonts w:ascii="Arial" w:hAnsi="Arial" w:cs="Arial"/>
-          <w:color w:val="0E101A"/>
-          <w:sz w:val="22"/>
-          <w:szCs w:val="22"/>
-          <w:lang w:val="en-US"/>
-        </w:rPr>
-      </w:pPr>
-    </w:p>
-    <w:p>
-      <w:pPr>
-        <w:pStyle w:val="NormalWeb"/>
-        <w:numPr>
-          <w:ilvl w:val="0"/>
-          <w:numId w:val="4"/>
-        </w:numPr>
-        <w:spacing w:before="0" w:beforeAutospacing="0" w:after="0" w:afterAutospacing="0"/>
-        <w:jc w:val="both"/>
-        <w:rPr>
-          <w:rFonts w:ascii="Arial" w:hAnsi="Arial" w:cs="Arial"/>
-          <w:color w:val="0E101A"/>
-          <w:sz w:val="22"/>
-          <w:szCs w:val="22"/>
-          <w:lang w:val="en-US"/>
-        </w:rPr>
-      </w:pPr>
-      <w:r>
-        <w:rPr>
-          <w:rFonts w:ascii="Arial" w:hAnsi="Arial" w:cs="Arial"/>
-          <w:color w:val="0E101A"/>
-          <w:sz w:val="22"/>
-          <w:szCs w:val="22"/>
-          <w:u w:val="single"/>
-          <w:lang w:val="en-US"/>
-        </w:rPr>
-        <w:t>Phase 1: Pre-registration</w:t>
-      </w:r>
-      <w:r>
-        <w:rPr>
-          <w:rFonts w:ascii="Arial" w:hAnsi="Arial" w:cs="Arial"/>
-          <w:color w:val="0E101A"/>
-          <w:sz w:val="22"/>
-          <w:szCs w:val="22"/>
-          <w:lang w:val="en-US"/>
-        </w:rPr>
-        <w:t xml:space="preserve">:  From </w:t>
-      </w:r>
-      <w:r>
-        <w:rPr>
-          <w:rFonts w:ascii="Arial" w:hAnsi="Arial" w:cs="Arial"/>
-          <w:color w:val="0E101A"/>
-          <w:sz w:val="22"/>
-          <w:szCs w:val="22"/>
-          <w:lang w:val="en-US"/>
-        </w:rPr>
-        <w:t>15</w:t>
-      </w:r>
-      <w:r>
-        <w:rPr>
-          <w:rFonts w:ascii="Arial" w:hAnsi="Arial" w:cs="Arial"/>
-          <w:color w:val="0E101A"/>
-          <w:sz w:val="22"/>
-          <w:szCs w:val="22"/>
-          <w:vertAlign w:val="superscript"/>
-          <w:lang w:val="en-US"/>
-        </w:rPr>
-        <w:t>th</w:t>
-      </w:r>
-      <w:r>
-        <w:rPr>
-          <w:rFonts w:ascii="Arial" w:hAnsi="Arial" w:cs="Arial"/>
-          <w:color w:val="0E101A"/>
-          <w:sz w:val="22"/>
-          <w:szCs w:val="22"/>
-          <w:lang w:val="en-US"/>
-        </w:rPr>
-        <w:t xml:space="preserve"> </w:t>
-      </w:r>
-      <w:r>
-        <w:rPr>
-          <w:rFonts w:ascii="Arial" w:hAnsi="Arial" w:cs="Arial"/>
-          <w:color w:val="0E101A"/>
-          <w:sz w:val="22"/>
-          <w:szCs w:val="22"/>
-          <w:lang w:val="en-US"/>
-        </w:rPr>
-        <w:t xml:space="preserve">to </w:t>
-      </w:r>
-      <w:r>
-        <w:rPr>
-          <w:rFonts w:ascii="Arial" w:hAnsi="Arial" w:cs="Arial"/>
-          <w:color w:val="0E101A"/>
-          <w:sz w:val="22"/>
-          <w:szCs w:val="22"/>
-          <w:lang w:val="en-US"/>
-        </w:rPr>
-        <w:t>29</w:t>
-      </w:r>
-      <w:r>
-        <w:rPr>
-          <w:rFonts w:ascii="Arial" w:hAnsi="Arial" w:cs="Arial"/>
-          <w:color w:val="0E101A"/>
-          <w:sz w:val="22"/>
-          <w:szCs w:val="22"/>
-          <w:vertAlign w:val="superscript"/>
-          <w:lang w:val="en-US"/>
-        </w:rPr>
-        <w:t>th</w:t>
-      </w:r>
-      <w:r>
-        <w:rPr>
-          <w:rFonts w:ascii="Arial" w:hAnsi="Arial" w:cs="Arial"/>
-          <w:color w:val="0E101A"/>
-          <w:sz w:val="22"/>
-          <w:szCs w:val="22"/>
-          <w:lang w:val="en-US"/>
-        </w:rPr>
-        <w:t xml:space="preserve"> </w:t>
-      </w:r>
-      <w:r>
-        <w:rPr>
-          <w:rFonts w:ascii="Arial" w:hAnsi="Arial" w:cs="Arial"/>
-          <w:color w:val="0E101A"/>
-          <w:sz w:val="22"/>
-          <w:szCs w:val="22"/>
-          <w:lang w:val="en-US"/>
-        </w:rPr>
-        <w:t xml:space="preserve">September </w:t>
-      </w:r>
-      <w:r>
-        <w:rPr>
-          <w:rFonts w:ascii="Arial" w:hAnsi="Arial" w:cs="Arial"/>
-          <w:color w:val="0E101A"/>
-          <w:sz w:val="22"/>
-          <w:szCs w:val="22"/>
-          <w:lang w:val="en-US"/>
-        </w:rPr>
-        <w:t>202</w:t>
-      </w:r>
-      <w:r>
-        <w:rPr>
-          <w:rFonts w:ascii="Arial" w:hAnsi="Arial" w:cs="Arial"/>
-          <w:color w:val="0E101A"/>
-          <w:sz w:val="22"/>
-          <w:szCs w:val="22"/>
-          <w:lang w:val="en-US"/>
-        </w:rPr>
-        <w:t>4</w:t>
-      </w:r>
-      <w:r>
-        <w:rPr>
-          <w:rFonts w:ascii="Arial" w:hAnsi="Arial" w:cs="Arial"/>
-          <w:color w:val="0E101A"/>
-          <w:sz w:val="22"/>
-          <w:szCs w:val="22"/>
-          <w:lang w:val="en-US"/>
-        </w:rPr>
-        <w:t xml:space="preserve">. To pre-register, you must pay </w:t>
-      </w:r>
-      <w:r>
-        <w:rPr>
-          <w:rStyle w:val="Textoennegrita"/>
-          <w:rFonts w:ascii="Arial" w:hAnsi="Arial" w:cs="Arial"/>
-          <w:color w:val="0E101A"/>
-          <w:sz w:val="22"/>
-          <w:szCs w:val="22"/>
-          <w:lang w:val="en-US"/>
-        </w:rPr>
-        <w:t>1</w:t>
-      </w:r>
-      <w:r>
-        <w:rPr>
-          <w:rStyle w:val="Textoennegrita"/>
-          <w:rFonts w:ascii="Arial" w:hAnsi="Arial" w:cs="Arial"/>
-          <w:color w:val="0E101A"/>
-          <w:sz w:val="22"/>
-          <w:szCs w:val="22"/>
-          <w:lang w:val="en-US"/>
-        </w:rPr>
-        <w:t>50</w:t>
-      </w:r>
-      <w:r>
-        <w:rPr>
-          <w:rStyle w:val="Textoennegrita"/>
-          <w:rFonts w:ascii="Arial" w:hAnsi="Arial" w:cs="Arial"/>
-          <w:color w:val="0E101A"/>
-          <w:sz w:val="22"/>
-          <w:szCs w:val="22"/>
-          <w:lang w:val="en-US"/>
-        </w:rPr>
-        <w:t>€</w:t>
-      </w:r>
-      <w:r>
-        <w:rPr>
-          <w:rFonts w:ascii="Arial" w:hAnsi="Arial" w:cs="Arial"/>
-          <w:color w:val="0E101A"/>
-          <w:sz w:val="22"/>
-          <w:szCs w:val="22"/>
-          <w:lang w:val="en-US"/>
-        </w:rPr>
-        <w:t xml:space="preserve">. This amount will be deducted from the total registration fee (€350). </w:t>
-      </w:r>
-    </w:p>
-    <w:p>
-      <w:pPr>
-        <w:pStyle w:val="NormalWeb"/>
-        <w:spacing w:before="0" w:beforeAutospacing="0" w:after="0" w:afterAutospacing="0"/>
-        <w:jc w:val="both"/>
-        <w:rPr>
-          <w:rFonts w:ascii="Arial" w:hAnsi="Arial" w:cs="Arial"/>
-          <w:color w:val="0E101A"/>
-          <w:sz w:val="22"/>
-          <w:szCs w:val="22"/>
-          <w:lang w:val="en-US"/>
-        </w:rPr>
-      </w:pPr>
+          <w:b/>
+          <w:color w:val="0E101A"/>
+          <w:lang w:val="en-US"/>
+        </w:rPr>
+      </w:pPr>
+      <w:r>
+        <w:rPr>
+          <w:rFonts w:ascii="Arial" w:hAnsi="Arial" w:cs="Arial"/>
+          <w:b/>
+          <w:color w:val="0E101A"/>
+          <w:lang w:val="en-US"/>
+        </w:rPr>
+        <w:t>R</w:t>
+      </w:r>
+      <w:r>
+        <w:rPr>
+          <w:rFonts w:ascii="Arial" w:hAnsi="Arial" w:cs="Arial"/>
+          <w:b/>
+          <w:color w:val="0E101A"/>
+          <w:lang w:val="en-US"/>
+        </w:rPr>
+        <w:t>egistration</w:t>
+      </w:r>
     </w:p>
     <w:p>
       <w:pPr>
@@ -2191,131 +1962,6 @@
           <w:lang w:val="en-US"/>
         </w:rPr>
       </w:pPr>
-      <w:r>
-        <w:rPr>
-          <w:rFonts w:ascii="Arial" w:hAnsi="Arial" w:cs="Arial"/>
-          <w:color w:val="0E101A"/>
-          <w:sz w:val="22"/>
-          <w:szCs w:val="22"/>
-          <w:lang w:val="en-US"/>
-        </w:rPr>
-        <w:t xml:space="preserve">After Phase 1 </w:t>
-      </w:r>
-      <w:r>
-        <w:rPr>
-          <w:rFonts w:ascii="Arial" w:hAnsi="Arial" w:cs="Arial"/>
-          <w:sz w:val="22"/>
-          <w:szCs w:val="22"/>
-          <w:lang w:val="en-US"/>
-        </w:rPr>
-        <w:t>a provisional list of admitted students (2</w:t>
-      </w:r>
-      <w:r>
-        <w:rPr>
-          <w:rFonts w:ascii="Arial" w:hAnsi="Arial" w:cs="Arial"/>
-          <w:sz w:val="22"/>
-          <w:szCs w:val="22"/>
-          <w:vertAlign w:val="superscript"/>
-          <w:lang w:val="en-US"/>
-        </w:rPr>
-        <w:t>nd</w:t>
-      </w:r>
-      <w:r>
-        <w:rPr>
-          <w:rFonts w:ascii="Arial" w:hAnsi="Arial" w:cs="Arial"/>
-          <w:sz w:val="22"/>
-          <w:szCs w:val="22"/>
-          <w:lang w:val="en-US"/>
-        </w:rPr>
-        <w:t xml:space="preserve"> October 2024) following a period for claims (from 3</w:t>
-      </w:r>
-      <w:r>
-        <w:rPr>
-          <w:rFonts w:ascii="Arial" w:hAnsi="Arial" w:cs="Arial"/>
-          <w:sz w:val="22"/>
-          <w:szCs w:val="22"/>
-          <w:vertAlign w:val="superscript"/>
-          <w:lang w:val="en-US"/>
-        </w:rPr>
-        <w:t>rd</w:t>
-      </w:r>
-      <w:r>
-        <w:rPr>
-          <w:rFonts w:ascii="Arial" w:hAnsi="Arial" w:cs="Arial"/>
-          <w:sz w:val="22"/>
-          <w:szCs w:val="22"/>
-          <w:lang w:val="en-US"/>
-        </w:rPr>
-        <w:t xml:space="preserve"> to 4</w:t>
-      </w:r>
-      <w:r>
-        <w:rPr>
-          <w:rFonts w:ascii="Arial" w:hAnsi="Arial" w:cs="Arial"/>
-          <w:sz w:val="22"/>
-          <w:szCs w:val="22"/>
-          <w:vertAlign w:val="superscript"/>
-          <w:lang w:val="en-US"/>
-        </w:rPr>
-        <w:t>th</w:t>
-      </w:r>
-      <w:r>
-        <w:rPr>
-          <w:rFonts w:ascii="Arial" w:hAnsi="Arial" w:cs="Arial"/>
-          <w:sz w:val="22"/>
-          <w:szCs w:val="22"/>
-          <w:lang w:val="en-US"/>
-        </w:rPr>
-        <w:t xml:space="preserve"> October 2024). The final list admitted students will be published on 8</w:t>
-      </w:r>
-      <w:r>
-        <w:rPr>
-          <w:rFonts w:ascii="Arial" w:hAnsi="Arial" w:cs="Arial"/>
-          <w:sz w:val="22"/>
-          <w:szCs w:val="22"/>
-          <w:vertAlign w:val="superscript"/>
-          <w:lang w:val="en-US"/>
-        </w:rPr>
-        <w:t>th</w:t>
-      </w:r>
-      <w:r>
-        <w:rPr>
-          <w:rFonts w:ascii="Arial" w:hAnsi="Arial" w:cs="Arial"/>
-          <w:sz w:val="22"/>
-          <w:szCs w:val="22"/>
-          <w:lang w:val="en-US"/>
-        </w:rPr>
-        <w:t xml:space="preserve"> October 2024. </w:t>
-      </w:r>
-      <w:r>
-        <w:rPr>
-          <w:rFonts w:ascii="Arial" w:hAnsi="Arial" w:cs="Arial"/>
-          <w:color w:val="0E101A"/>
-          <w:sz w:val="22"/>
-          <w:szCs w:val="22"/>
-          <w:lang w:val="en-US"/>
-        </w:rPr>
-        <w:t xml:space="preserve">In case you appear on this list, you must proceed to the </w:t>
-      </w:r>
-      <w:r>
-        <w:rPr>
-          <w:rFonts w:ascii="Arial" w:hAnsi="Arial" w:cs="Arial"/>
-          <w:color w:val="0E101A"/>
-          <w:sz w:val="22"/>
-          <w:szCs w:val="22"/>
-          <w:lang w:val="en-US"/>
-        </w:rPr>
-        <w:t xml:space="preserve">Phase 2 </w:t>
-      </w:r>
-      <w:r>
-        <w:rPr>
-          <w:rFonts w:ascii="Arial" w:hAnsi="Arial" w:cs="Arial"/>
-          <w:color w:val="0E101A"/>
-          <w:sz w:val="22"/>
-          <w:szCs w:val="22"/>
-          <w:lang w:val="en-US"/>
-        </w:rPr>
-        <w:t>(registration).</w:t>
-      </w:r>
     </w:p>
     <w:p>
       <w:pPr>
@@ -2327,255 +1973,68 @@
           <w:color w:val="0E101A"/>
           <w:sz w:val="22"/>
           <w:szCs w:val="22"/>
-          <w:u w:val="single"/>
-          <w:lang w:val="en-US"/>
-        </w:rPr>
-      </w:pPr>
-    </w:p>
-    <w:p>
-      <w:pPr>
-        <w:pStyle w:val="NormalWeb"/>
-        <w:numPr>
-          <w:ilvl w:val="0"/>
-          <w:numId w:val="4"/>
-        </w:numPr>
-        <w:spacing w:before="0" w:beforeAutospacing="0" w:after="0" w:afterAutospacing="0"/>
-        <w:jc w:val="both"/>
-        <w:rPr>
-          <w:rFonts w:ascii="Arial" w:hAnsi="Arial" w:cs="Arial"/>
-          <w:color w:val="0E101A"/>
-          <w:sz w:val="22"/>
-          <w:szCs w:val="22"/>
-          <w:lang w:val="en-US"/>
-        </w:rPr>
-      </w:pPr>
-      <w:r>
-        <w:rPr>
-          <w:rFonts w:ascii="Arial" w:hAnsi="Arial" w:cs="Arial"/>
-          <w:color w:val="0E101A"/>
-          <w:sz w:val="22"/>
-          <w:szCs w:val="22"/>
-          <w:u w:val="single"/>
-          <w:lang w:val="en-US"/>
-        </w:rPr>
-        <w:t>Phase 2: Registration</w:t>
-      </w:r>
-      <w:r>
-        <w:rPr>
-          <w:rFonts w:ascii="Arial" w:hAnsi="Arial" w:cs="Arial"/>
-          <w:color w:val="0E101A"/>
-          <w:sz w:val="22"/>
-          <w:szCs w:val="22"/>
-          <w:lang w:val="en-US"/>
-        </w:rPr>
-        <w:t xml:space="preserve">: From </w:t>
-      </w:r>
-      <w:r>
-        <w:rPr>
-          <w:rFonts w:ascii="Arial" w:hAnsi="Arial" w:cs="Arial"/>
-          <w:color w:val="0E101A"/>
-          <w:sz w:val="22"/>
-          <w:szCs w:val="22"/>
-          <w:lang w:val="en-US"/>
-        </w:rPr>
-        <w:t>9</w:t>
-      </w:r>
-      <w:r>
-        <w:rPr>
-          <w:rFonts w:ascii="Arial" w:hAnsi="Arial" w:cs="Arial"/>
-          <w:color w:val="0E101A"/>
-          <w:sz w:val="22"/>
-          <w:szCs w:val="22"/>
-          <w:vertAlign w:val="superscript"/>
-          <w:lang w:val="en-US"/>
-        </w:rPr>
-        <w:t>th</w:t>
-      </w:r>
-      <w:r>
-        <w:rPr>
-          <w:rFonts w:ascii="Arial" w:hAnsi="Arial" w:cs="Arial"/>
-          <w:color w:val="0E101A"/>
-          <w:sz w:val="22"/>
-          <w:szCs w:val="22"/>
-          <w:lang w:val="en-US"/>
-        </w:rPr>
-        <w:t xml:space="preserve"> </w:t>
-      </w:r>
-      <w:r>
-        <w:rPr>
-          <w:rFonts w:ascii="Arial" w:hAnsi="Arial" w:cs="Arial"/>
-          <w:color w:val="0E101A"/>
-          <w:sz w:val="22"/>
-          <w:szCs w:val="22"/>
-          <w:lang w:val="en-US"/>
-        </w:rPr>
-        <w:t xml:space="preserve">to </w:t>
-      </w:r>
-      <w:r>
-        <w:rPr>
-          <w:rFonts w:ascii="Arial" w:hAnsi="Arial" w:cs="Arial"/>
-          <w:color w:val="0E101A"/>
-          <w:sz w:val="22"/>
-          <w:szCs w:val="22"/>
-          <w:lang w:val="en-US"/>
-        </w:rPr>
-        <w:t>16</w:t>
-      </w:r>
-      <w:r>
-        <w:rPr>
-          <w:rFonts w:ascii="Arial" w:hAnsi="Arial" w:cs="Arial"/>
-          <w:color w:val="0E101A"/>
-          <w:sz w:val="22"/>
-          <w:szCs w:val="22"/>
-          <w:vertAlign w:val="superscript"/>
-          <w:lang w:val="en-US"/>
-        </w:rPr>
-        <w:t>th</w:t>
-      </w:r>
-      <w:r>
-        <w:rPr>
-          <w:rFonts w:ascii="Arial" w:hAnsi="Arial" w:cs="Arial"/>
-          <w:color w:val="0E101A"/>
-          <w:sz w:val="22"/>
-          <w:szCs w:val="22"/>
-          <w:lang w:val="en-US"/>
-        </w:rPr>
-        <w:t xml:space="preserve"> October </w:t>
-      </w:r>
-      <w:r>
-        <w:rPr>
-          <w:rFonts w:ascii="Arial" w:hAnsi="Arial" w:cs="Arial"/>
-          <w:color w:val="0E101A"/>
-          <w:sz w:val="22"/>
-          <w:szCs w:val="22"/>
-          <w:lang w:val="en-US"/>
-        </w:rPr>
-        <w:t>202</w:t>
-      </w:r>
-      <w:r>
-        <w:rPr>
-          <w:rFonts w:ascii="Arial" w:hAnsi="Arial" w:cs="Arial"/>
-          <w:color w:val="0E101A"/>
-          <w:sz w:val="22"/>
-          <w:szCs w:val="22"/>
-          <w:lang w:val="en-US"/>
-        </w:rPr>
-        <w:t>4</w:t>
-      </w:r>
-      <w:r>
-        <w:rPr>
-          <w:rFonts w:ascii="Arial" w:hAnsi="Arial" w:cs="Arial"/>
-          <w:color w:val="0E101A"/>
-          <w:sz w:val="22"/>
-          <w:szCs w:val="22"/>
-          <w:lang w:val="en-US"/>
-        </w:rPr>
-        <w:t xml:space="preserve">. </w:t>
-      </w:r>
-      <w:r>
-        <w:rPr>
-          <w:rFonts w:ascii="Arial" w:hAnsi="Arial" w:cs="Arial"/>
-          <w:color w:val="0E101A"/>
-          <w:sz w:val="22"/>
-          <w:szCs w:val="22"/>
-          <w:lang w:val="en-US"/>
-        </w:rPr>
-        <w:t xml:space="preserve">The University of Almería will confirm your registration on the International School </w:t>
-      </w:r>
-      <w:r>
-        <w:rPr>
-          <w:rFonts w:ascii="Arial" w:hAnsi="Arial" w:cs="Arial"/>
-          <w:color w:val="0E101A"/>
-          <w:sz w:val="22"/>
-          <w:szCs w:val="22"/>
-          <w:lang w:val="en-US"/>
-        </w:rPr>
-        <w:t>on 8</w:t>
-      </w:r>
-      <w:r>
-        <w:rPr>
-          <w:rFonts w:ascii="Arial" w:hAnsi="Arial" w:cs="Arial"/>
-          <w:color w:val="0E101A"/>
-          <w:sz w:val="22"/>
-          <w:szCs w:val="22"/>
-          <w:vertAlign w:val="superscript"/>
-          <w:lang w:val="en-US"/>
-        </w:rPr>
-        <w:t>th</w:t>
-      </w:r>
-      <w:r>
-        <w:rPr>
-          <w:rFonts w:ascii="Arial" w:hAnsi="Arial" w:cs="Arial"/>
-          <w:color w:val="0E101A"/>
-          <w:sz w:val="22"/>
-          <w:szCs w:val="22"/>
-          <w:lang w:val="en-US"/>
-        </w:rPr>
-        <w:t xml:space="preserve"> October 2024. You will receive an email confirming this and then you must finalise the registration procedure by completing Phase 2 “Registration” (more details to proceed with Phase 2 will be provided by then).</w:t>
-      </w:r>
-      <w:r>
-        <w:rPr>
-          <w:rFonts w:ascii="Arial" w:hAnsi="Arial" w:cs="Arial"/>
-          <w:color w:val="0E101A"/>
-          <w:sz w:val="22"/>
-          <w:szCs w:val="22"/>
-          <w:lang w:val="en-US"/>
-        </w:rPr>
-        <w:t xml:space="preserve"> </w:t>
-      </w:r>
-      <w:r>
-        <w:rPr>
-          <w:rFonts w:ascii="Arial" w:hAnsi="Arial" w:cs="Arial"/>
-          <w:color w:val="0E101A"/>
-          <w:sz w:val="22"/>
-          <w:szCs w:val="22"/>
-          <w:lang w:val="en-US"/>
-        </w:rPr>
-        <w:t xml:space="preserve">To register, you must pay </w:t>
-      </w:r>
-      <w:r>
-        <w:rPr>
-          <w:rStyle w:val="Textoennegrita"/>
-          <w:rFonts w:ascii="Arial" w:hAnsi="Arial" w:cs="Arial"/>
-          <w:color w:val="0E101A"/>
-          <w:sz w:val="22"/>
-          <w:szCs w:val="22"/>
-          <w:lang w:val="en-US"/>
-        </w:rPr>
-        <w:t>350</w:t>
-      </w:r>
-      <w:r>
-        <w:rPr>
-          <w:rStyle w:val="Textoennegrita"/>
-          <w:rFonts w:ascii="Arial" w:hAnsi="Arial" w:cs="Arial"/>
-          <w:color w:val="0E101A"/>
-          <w:sz w:val="22"/>
-          <w:szCs w:val="22"/>
-          <w:lang w:val="en-US"/>
-        </w:rPr>
-        <w:t>€</w:t>
-      </w:r>
-      <w:r>
-        <w:rPr>
-          <w:rStyle w:val="Textoennegrita"/>
-          <w:rFonts w:ascii="Arial" w:hAnsi="Arial" w:cs="Arial"/>
-          <w:color w:val="0E101A"/>
-          <w:sz w:val="22"/>
-          <w:szCs w:val="22"/>
-          <w:lang w:val="en-US"/>
-        </w:rPr>
-        <w:t>.</w:t>
-      </w:r>
-      <w:r>
-        <w:rPr>
-          <w:rStyle w:val="Textoennegrita"/>
-          <w:rFonts w:ascii="Arial" w:hAnsi="Arial" w:cs="Arial"/>
-          <w:color w:val="0E101A"/>
-          <w:sz w:val="22"/>
-          <w:szCs w:val="22"/>
-          <w:lang w:val="en-US"/>
-        </w:rPr>
-        <w:t> </w:t>
+          <w:lang w:val="en-US"/>
+        </w:rPr>
+      </w:pPr>
+      <w:r>
+        <w:rPr>
+          <w:rFonts w:ascii="Arial" w:hAnsi="Arial" w:cs="Arial"/>
+          <w:color w:val="0E101A"/>
+          <w:sz w:val="22"/>
+          <w:szCs w:val="22"/>
+          <w:lang w:val="en-US"/>
+        </w:rPr>
+        <w:t xml:space="preserve">To proceed with the </w:t>
+      </w:r>
+      <w:r>
+        <w:rPr>
+          <w:rFonts w:ascii="Arial" w:hAnsi="Arial" w:cs="Arial"/>
+          <w:color w:val="0E101A"/>
+          <w:sz w:val="22"/>
+          <w:szCs w:val="22"/>
+          <w:lang w:val="en-US"/>
+        </w:rPr>
+        <w:t>r</w:t>
+      </w:r>
+      <w:r>
+        <w:rPr>
+          <w:rFonts w:ascii="Arial" w:hAnsi="Arial" w:cs="Arial"/>
+          <w:color w:val="0E101A"/>
+          <w:sz w:val="22"/>
+          <w:szCs w:val="22"/>
+          <w:lang w:val="en-US"/>
+        </w:rPr>
+        <w:t>egistration, you must click “</w:t>
+      </w:r>
+      <w:r>
+        <w:rPr>
+          <w:rFonts w:ascii="Arial" w:hAnsi="Arial" w:cs="Arial"/>
+          <w:color w:val="0E101A"/>
+          <w:sz w:val="22"/>
+          <w:szCs w:val="22"/>
+          <w:lang w:val="en-US"/>
+        </w:rPr>
+        <w:t>Matrícula</w:t>
+      </w:r>
+      <w:r>
+        <w:rPr>
+          <w:rFonts w:ascii="Arial" w:hAnsi="Arial" w:cs="Arial"/>
+          <w:color w:val="0E101A"/>
+          <w:sz w:val="22"/>
+          <w:szCs w:val="22"/>
+          <w:lang w:val="en-US"/>
+        </w:rPr>
+        <w:t>” (highlighted within a red b</w:t>
+      </w:r>
+      <w:r>
+        <w:rPr>
+          <w:rFonts w:ascii="Arial" w:hAnsi="Arial" w:cs="Arial"/>
+          <w:color w:val="0E101A"/>
+          <w:sz w:val="22"/>
+          <w:szCs w:val="22"/>
+          <w:lang w:val="en-US"/>
+        </w:rPr>
+        <w:t xml:space="preserve">ox in the previous screenshot) and you will proceed to the identification. </w:t>
       </w:r>
     </w:p>
     <w:p>
@@ -2594,137 +2053,18 @@
     </w:p>
     <w:p>
       <w:pPr>
-        <w:pStyle w:val="NormalWeb"/>
-        <w:spacing w:before="0" w:beforeAutospacing="0" w:after="0" w:afterAutospacing="0"/>
         <w:jc w:val="both"/>
         <w:rPr>
           <w:rFonts w:ascii="Arial" w:hAnsi="Arial" w:cs="Arial"/>
-          <w:b/>
-          <w:color w:val="0E101A"/>
-          <w:lang w:val="en-US"/>
-        </w:rPr>
-      </w:pPr>
-    </w:p>
-    <w:p>
-      <w:pPr>
-        <w:pStyle w:val="NormalWeb"/>
-        <w:spacing w:before="0" w:beforeAutospacing="0" w:after="0" w:afterAutospacing="0"/>
-        <w:jc w:val="both"/>
-        <w:rPr>
-          <w:rFonts w:ascii="Arial" w:hAnsi="Arial" w:cs="Arial"/>
-          <w:b/>
-          <w:color w:val="0E101A"/>
-          <w:lang w:val="en-US"/>
-        </w:rPr>
-      </w:pPr>
-    </w:p>
-    <w:p>
-      <w:pPr>
-        <w:pStyle w:val="NormalWeb"/>
-        <w:spacing w:before="0" w:beforeAutospacing="0" w:after="0" w:afterAutospacing="0"/>
-        <w:jc w:val="both"/>
-        <w:rPr>
-          <w:rFonts w:ascii="Arial" w:hAnsi="Arial" w:cs="Arial"/>
-          <w:b/>
-          <w:color w:val="0E101A"/>
-          <w:lang w:val="en-US"/>
-        </w:rPr>
-      </w:pPr>
-      <w:r>
-        <w:rPr>
-          <w:rFonts w:ascii="Arial" w:hAnsi="Arial" w:cs="Arial"/>
-          <w:b/>
-          <w:color w:val="0E101A"/>
-          <w:lang w:val="en-US"/>
-        </w:rPr>
-        <w:t xml:space="preserve">Phase 1: </w:t>
-      </w:r>
-      <w:r>
-        <w:rPr>
-          <w:rFonts w:ascii="Arial" w:hAnsi="Arial" w:cs="Arial"/>
-          <w:b/>
-          <w:color w:val="0E101A"/>
-          <w:lang w:val="en-US"/>
-        </w:rPr>
-        <w:t>Pre-registration</w:t>
-      </w:r>
-    </w:p>
-    <w:p>
-      <w:pPr>
-        <w:pStyle w:val="NormalWeb"/>
-        <w:spacing w:before="0" w:beforeAutospacing="0" w:after="0" w:afterAutospacing="0"/>
-        <w:ind w:left="720"/>
-        <w:jc w:val="both"/>
-        <w:rPr>
-          <w:rFonts w:ascii="Arial" w:hAnsi="Arial" w:cs="Arial"/>
-          <w:color w:val="0E101A"/>
-          <w:sz w:val="22"/>
-          <w:szCs w:val="22"/>
-          <w:lang w:val="en-US"/>
-        </w:rPr>
-      </w:pPr>
-    </w:p>
-    <w:p>
-      <w:pPr>
-        <w:pStyle w:val="NormalWeb"/>
-        <w:spacing w:before="0" w:beforeAutospacing="0" w:after="0" w:afterAutospacing="0"/>
-        <w:jc w:val="both"/>
-        <w:rPr>
-          <w:rFonts w:ascii="Arial" w:hAnsi="Arial" w:cs="Arial"/>
-          <w:color w:val="0E101A"/>
-          <w:sz w:val="22"/>
-          <w:szCs w:val="22"/>
-          <w:lang w:val="en-US"/>
-        </w:rPr>
-      </w:pPr>
-      <w:r>
-        <w:rPr>
-          <w:rFonts w:ascii="Arial" w:hAnsi="Arial" w:cs="Arial"/>
-          <w:color w:val="0E101A"/>
-          <w:sz w:val="22"/>
-          <w:szCs w:val="22"/>
-          <w:lang w:val="en-US"/>
-        </w:rPr>
-        <w:t>To proceed with the pre-registration, you must click “preinscripción” (highlighted within a red b</w:t>
-      </w:r>
-      <w:r>
-        <w:rPr>
-          <w:rFonts w:ascii="Arial" w:hAnsi="Arial" w:cs="Arial"/>
-          <w:color w:val="0E101A"/>
-          <w:sz w:val="22"/>
-          <w:szCs w:val="22"/>
-          <w:lang w:val="en-US"/>
-        </w:rPr>
-        <w:t xml:space="preserve">ox in the previous screenshot) and you will proceed to the identification. </w:t>
-      </w:r>
-    </w:p>
-    <w:p>
-      <w:pPr>
-        <w:pStyle w:val="NormalWeb"/>
-        <w:spacing w:before="0" w:beforeAutospacing="0" w:after="0" w:afterAutospacing="0"/>
-        <w:jc w:val="both"/>
-        <w:rPr>
-          <w:rFonts w:ascii="Arial" w:hAnsi="Arial" w:cs="Arial"/>
-          <w:color w:val="0E101A"/>
-          <w:sz w:val="22"/>
-          <w:szCs w:val="22"/>
-          <w:lang w:val="en-US"/>
-        </w:rPr>
-      </w:pPr>
-    </w:p>
-    <w:p>
-      <w:pPr>
-        <w:jc w:val="both"/>
-        <w:rPr>
-          <w:rFonts w:ascii="Arial" w:hAnsi="Arial" w:cs="Arial"/>
-          <w:lang w:val="en-US"/>
-        </w:rPr>
-      </w:pPr>
-      <w:r>
-        <w:rPr>
-          <w:rFonts w:ascii="Arial" w:hAnsi="Arial" w:cs="Arial"/>
-          <w:lang w:val="en-US"/>
-        </w:rPr>
+          <w:lang w:val="en-US"/>
+        </w:rPr>
+      </w:pPr>
+      <w:r>
+        <w:rPr>
+          <w:rFonts w:ascii="Arial" w:hAnsi="Arial" w:cs="Arial"/>
+          <w:lang w:val="en-US"/>
+        </w:rPr>
+        <w:lastRenderedPageBreak/>
         <w:t>You will see the following screen in which y</w:t>
       </w:r>
       <w:r>
@@ -2840,17 +2180,16 @@
           <w:noProof/>
           <w:lang w:eastAsia="en-GB"/>
         </w:rPr>
-        <w:lastRenderedPageBreak/>
         <mc:AlternateContent>
           <mc:Choice Requires="wps">
             <w:drawing>
-              <wp:anchor distT="0" distB="0" distL="114300" distR="114300" simplePos="0" relativeHeight="251714560" behindDoc="0" locked="0" layoutInCell="1" allowOverlap="1" wp14:anchorId="213E3470" wp14:editId="71CE027C">
+              <wp:anchor distT="0" distB="0" distL="114300" distR="114300" simplePos="0" relativeHeight="251714560" behindDoc="0" locked="0" layoutInCell="1" allowOverlap="1" wp14:anchorId="213E3470" wp14:editId="28BAEE98">
                 <wp:simplePos x="0" y="0"/>
                 <wp:positionH relativeFrom="margin">
-                  <wp:align>right</wp:align>
+                  <wp:posOffset>4371340</wp:posOffset>
                 </wp:positionH>
                 <wp:positionV relativeFrom="paragraph">
-                  <wp:posOffset>1202690</wp:posOffset>
+                  <wp:posOffset>999490</wp:posOffset>
                 </wp:positionV>
                 <wp:extent cx="1143000" cy="431800"/>
                 <wp:effectExtent l="0" t="0" r="19050" b="25400"/>
@@ -2927,7 +2266,7 @@
           </mc:Choice>
           <mc:Fallback>
             <w:pict>
-              <v:rect w14:anchorId="213E3470" id="Rectángulo 36" o:spid="_x0000_s1027" style="position:absolute;left:0;text-align:left;margin-left:38.8pt;margin-top:94.7pt;width:90pt;height:34pt;z-index:251714560;visibility:visible;mso-wrap-style:square;mso-width-percent:0;mso-wrap-distance-left:9pt;mso-wrap-distance-top:0;mso-wrap-distance-right:9pt;mso-wrap-distance-bottom:0;mso-position-horizontal:right;mso-position-horizontal-relative:margin;mso-position-vertical:absolute;mso-position-vertical-relative:text;mso-width-percent:0;mso-width-relative:margin;v-text-anchor:middle" o:gfxdata="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" filled="f" strokecolor="red" strokeweight="1pt">
+              <v:rect w14:anchorId="213E3470" id="Rectángulo 36" o:spid="_x0000_s1027" style="position:absolute;left:0;text-align:left;margin-left:344.2pt;margin-top:78.7pt;width:90pt;height:34pt;z-index:251714560;visibility:visible;mso-wrap-style:square;mso-width-percent:0;mso-wrap-distance-left:9pt;mso-wrap-distance-top:0;mso-wrap-distance-right:9pt;mso-wrap-distance-bottom:0;mso-position-horizontal:absolute;mso-position-horizontal-relative:margin;mso-position-vertical:absolute;mso-position-vertical-relative:text;mso-width-percent:0;mso-width-relative:margin;v-text-anchor:middle" o:gfxdata="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" filled="f" strokecolor="red" strokeweight="1pt">
                 <v:textbox>
                   <w:txbxContent>
                     <w:p>
@@ -2960,13 +2299,13 @@
         <mc:AlternateContent>
           <mc:Choice Requires="wps">
             <w:drawing>
-              <wp:anchor distT="0" distB="0" distL="114300" distR="114300" simplePos="0" relativeHeight="251715584" behindDoc="0" locked="0" layoutInCell="1" allowOverlap="1" wp14:anchorId="3AEE4DDE" wp14:editId="07424FDA">
+              <wp:anchor distT="0" distB="0" distL="114300" distR="114300" simplePos="0" relativeHeight="251715584" behindDoc="0" locked="0" layoutInCell="1" allowOverlap="1" wp14:anchorId="3AEE4DDE" wp14:editId="42AE0321">
                 <wp:simplePos x="0" y="0"/>
                 <wp:positionH relativeFrom="column">
-                  <wp:posOffset>3961765</wp:posOffset>
+                  <wp:posOffset>4095115</wp:posOffset>
                 </wp:positionH>
                 <wp:positionV relativeFrom="paragraph">
-                  <wp:posOffset>1374140</wp:posOffset>
+                  <wp:posOffset>1170940</wp:posOffset>
                 </wp:positionV>
                 <wp:extent cx="273050" cy="82550"/>
                 <wp:effectExtent l="38100" t="0" r="12700" b="69850"/>
@@ -3021,7 +2360,7 @@
           </mc:Choice>
           <mc:Fallback>
             <w:pict>
-              <v:shape w14:anchorId="0F54A273" id="Conector recto de flecha 37" o:spid="_x0000_s1026" type="#_x0000_t32" style="position:absolute;margin-left:311.95pt;margin-top:108.2pt;width:21.5pt;height:6.5pt;flip:x;z-index:251715584;visibility:visible;mso-wrap-style:square;mso-width-percent:0;mso-height-percent:0;mso-wrap-distance-left:9pt;mso-wrap-distance-top:0;mso-wrap-distance-right:9pt;mso-wrap-distance-bottom:0;mso-position-horizontal:absolute;mso-position-horizontal-relative:text;mso-position-vertical:absolute;mso-position-vertical-relative:text;mso-width-percent:0;mso-height-percent:0;mso-width-relative:margin;mso-height-relative:margin" o:gfxdata="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" strokecolor="red" strokeweight=".5pt">
+              <v:shape w14:anchorId="2258A929" id="Conector recto de flecha 37" o:spid="_x0000_s1026" type="#_x0000_t32" style="position:absolute;margin-left:322.45pt;margin-top:92.2pt;width:21.5pt;height:6.5pt;flip:x;z-index:251715584;visibility:visible;mso-wrap-style:square;mso-width-percent:0;mso-height-percent:0;mso-wrap-distance-left:9pt;mso-wrap-distance-top:0;mso-wrap-distance-right:9pt;mso-wrap-distance-bottom:0;mso-position-horizontal:absolute;mso-position-horizontal-relative:text;mso-position-vertical:absolute;mso-position-vertical-relative:text;mso-width-percent:0;mso-height-percent:0;mso-width-relative:margin;mso-height-relative:margin" o:gfxdata="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" strokecolor="red" strokeweight=".5pt">
                 <v:stroke endarrow="block" joinstyle="miter"/>
               </v:shape>
             </w:pict>
@@ -3031,13 +2370,12 @@
       <w:r>
         <w:rPr>
           <w:noProof/>
-          <w:lang w:eastAsia="en-GB"/>
         </w:rPr>
         <w:drawing>
-          <wp:inline distT="0" distB="0" distL="0" distR="0" wp14:anchorId="0AA59B83" wp14:editId="4D0309E7">
-            <wp:extent cx="5416550" cy="2877968"/>
+          <wp:inline distT="0" distB="0" distL="0" distR="0" wp14:anchorId="0B61C2B2" wp14:editId="643AE49D">
+            <wp:extent cx="5607050" cy="2764039"/>
             <wp:effectExtent l="0" t="0" r="0" b="0"/>
-            <wp:docPr id="769373839" name="Imagen 1" descr="Interfaz de usuario gráfica, Texto, Aplicación, Correo electrónico&#10;&#10;Descripción generada automáticamente"/>
+            <wp:docPr id="628474241" name="Imagen 1" descr="Interfaz de usuario gráfica, Texto, Aplicación&#10;&#10;El contenido generado por IA puede ser incorrecto."/>
             <wp:cNvGraphicFramePr>
               <a:graphicFrameLocks xmlns:a="http://schemas.openxmlformats.org/drawingml/2006/main" noChangeAspect="1"/>
             </wp:cNvGraphicFramePr>
@@ -3045,18 +2383,18 @@
               <a:graphicData uri="http://schemas.openxmlformats.org/drawingml/2006/picture">
                 <pic:pic xmlns:pic="http://schemas.openxmlformats.org/drawingml/2006/picture">
                   <pic:nvPicPr>
-                    <pic:cNvPr id="769373839" name="Imagen 1" descr="Interfaz de usuario gráfica, Texto, Aplicación, Correo electrónico&#10;&#10;Descripción generada automáticamente"/>
+                    <pic:cNvPr id="628474241" name="Imagen 1" descr="Interfaz de usuario gráfica, Texto, Aplicación&#10;&#10;El contenido generado por IA puede ser incorrecto."/>
                     <pic:cNvPicPr/>
                   </pic:nvPicPr>
                   <pic:blipFill rotWithShape="1">
-                    <a:blip r:embed="rId11"/>
-                    <a:srcRect l="26694" t="11288" r="26388" b="44398"/>
+                    <a:blip r:embed="rId12"/>
+                    <a:srcRect l="25400" t="13587" r="24506" b="42517"/>
                     <a:stretch/>
                   </pic:blipFill>
                   <pic:spPr bwMode="auto">
                     <a:xfrm>
                       <a:off x="0" y="0"/>
-                      <a:ext cx="5437877" cy="2889300"/>
+                      <a:ext cx="5641039" cy="2780794"/>
                     </a:xfrm>
                     <a:prstGeom prst="rect">
                       <a:avLst/>
@@ -3128,6 +2466,185 @@
           <w:lang w:val="en-US"/>
         </w:rPr>
       </w:pPr>
+      <w:r>
+        <w:rPr>
+          <w:noProof/>
+          <w:lang w:eastAsia="en-GB"/>
+        </w:rPr>
+        <mc:AlternateContent>
+          <mc:Choice Requires="wps">
+            <w:drawing>
+              <wp:anchor distT="0" distB="0" distL="114300" distR="114300" simplePos="0" relativeHeight="251668480" behindDoc="0" locked="0" layoutInCell="1" allowOverlap="1" wp14:anchorId="4B9DC08E" wp14:editId="6416C8A6">
+                <wp:simplePos x="0" y="0"/>
+                <wp:positionH relativeFrom="page">
+                  <wp:posOffset>5975350</wp:posOffset>
+                </wp:positionH>
+                <wp:positionV relativeFrom="paragraph">
+                  <wp:posOffset>1470025</wp:posOffset>
+                </wp:positionV>
+                <wp:extent cx="1955800" cy="533400"/>
+                <wp:effectExtent l="0" t="0" r="6350" b="0"/>
+                <wp:wrapNone/>
+                <wp:docPr id="25" name="Cuadro de texto 25"/>
+                <wp:cNvGraphicFramePr/>
+                <a:graphic xmlns:a="http://schemas.openxmlformats.org/drawingml/2006/main">
+                  <a:graphicData uri="http://schemas.microsoft.com/office/word/2010/wordprocessingShape">
+                    <wps:wsp>
+                      <wps:cNvSpPr txBox="1"/>
+                      <wps:spPr>
+                        <a:xfrm>
+                          <a:off x="0" y="0"/>
+                          <a:ext cx="1955800" cy="533400"/>
+                        </a:xfrm>
+                        <a:prstGeom prst="rect">
+                          <a:avLst/>
+                        </a:prstGeom>
+                        <a:solidFill>
+                          <a:schemeClr val="lt1"/>
+                        </a:solidFill>
+                        <a:ln w="6350">
+                          <a:noFill/>
+                        </a:ln>
+                      </wps:spPr>
+                      <wps:txbx>
+                        <w:txbxContent>
+                          <w:p>
+                            <w:pPr>
+                              <w:rPr>
+                                <w:color w:val="FF0000"/>
+                              </w:rPr>
+                            </w:pPr>
+                            <w:r>
+                              <w:rPr>
+                                <w:color w:val="FF0000"/>
+                              </w:rPr>
+                              <w:t xml:space="preserve">Please </w:t>
+                            </w:r>
+                            <w:r>
+                              <w:rPr>
+                                <w:color w:val="FF0000"/>
+                              </w:rPr>
+                              <w:t>provide</w:t>
+                            </w:r>
+                            <w:r>
+                              <w:rPr>
+                                <w:color w:val="FF0000"/>
+                              </w:rPr>
+                              <w:t xml:space="preserve"> </w:t>
+                            </w:r>
+                            <w:r>
+                              <w:rPr>
+                                <w:color w:val="FF0000"/>
+                              </w:rPr>
+                              <w:t xml:space="preserve">your </w:t>
+                            </w:r>
+                            <w:r>
+                              <w:rPr>
+                                <w:color w:val="FF0000"/>
+                              </w:rPr>
+                              <w:t>bank details</w:t>
+                            </w:r>
+                          </w:p>
+                          <w:p>
+                            <w:pPr>
+                              <w:rPr>
+                                <w:color w:val="FF0000"/>
+                              </w:rPr>
+                            </w:pPr>
+                            <w:r>
+                              <w:rPr>
+                                <w:color w:val="FF0000"/>
+                              </w:rPr>
+                              <w:t xml:space="preserve"> </w:t>
+                            </w:r>
+                          </w:p>
+                        </w:txbxContent>
+                      </wps:txbx>
+                      <wps:bodyPr rot="0" spcFirstLastPara="0" vertOverflow="overflow" horzOverflow="overflow" vert="horz" wrap="square" lIns="91440" tIns="45720" rIns="91440" bIns="45720" numCol="1" spcCol="0" rtlCol="0" fromWordArt="0" anchor="t" anchorCtr="0" forceAA="0" compatLnSpc="1">
+                        <a:prstTxWarp prst="textNoShape">
+                          <a:avLst/>
+                        </a:prstTxWarp>
+                        <a:noAutofit/>
+                      </wps:bodyPr>
+                    </wps:wsp>
+                  </a:graphicData>
+                </a:graphic>
+                <wp14:sizeRelH relativeFrom="margin">
+                  <wp14:pctWidth>0</wp14:pctWidth>
+                </wp14:sizeRelH>
+                <wp14:sizeRelV relativeFrom="margin">
+                  <wp14:pctHeight>0</wp14:pctHeight>
+                </wp14:sizeRelV>
+              </wp:anchor>
+            </w:drawing>
+          </mc:Choice>
+          <mc:Fallback>
+            <w:pict>
+              <v:shapetype w14:anchorId="4B9DC08E" id="_x0000_t202" coordsize="21600,21600" o:spt="202" path="m,l,21600r21600,l21600,xe">
+                <v:stroke joinstyle="miter"/>
+                <v:path gradientshapeok="t" o:connecttype="rect"/>
+              </v:shapetype>
+              <v:shape id="Cuadro de texto 25" o:spid="_x0000_s1028" type="#_x0000_t202" style="position:absolute;margin-left:470.5pt;margin-top:115.75pt;width:154pt;height:42pt;z-index:251668480;visibility:visible;mso-wrap-style:square;mso-width-percent:0;mso-height-percent:0;mso-wrap-distance-left:9pt;mso-wrap-distance-top:0;mso-wrap-distance-right:9pt;mso-wrap-distance-bottom:0;mso-position-horizontal:absolute;mso-position-horizontal-relative:page;mso-position-vertical:absolute;mso-position-vertical-relative:text;mso-width-percent:0;mso-height-percent:0;mso-width-relative:margin;mso-height-relative:margin;v-text-anchor:top" o:gfxdata="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" fillcolor="white [3201]" stroked="f" strokeweight=".5pt">
+                <v:textbox>
+                  <w:txbxContent>
+                    <w:p>
+                      <w:pPr>
+                        <w:rPr>
+                          <w:color w:val="FF0000"/>
+                        </w:rPr>
+                      </w:pPr>
+                      <w:r>
+                        <w:rPr>
+                          <w:color w:val="FF0000"/>
+                        </w:rPr>
+                        <w:t xml:space="preserve">Please </w:t>
+                      </w:r>
+                      <w:r>
+                        <w:rPr>
+                          <w:color w:val="FF0000"/>
+                        </w:rPr>
+                        <w:t>provide</w:t>
+                      </w:r>
+                      <w:r>
+                        <w:rPr>
+                          <w:color w:val="FF0000"/>
+                        </w:rPr>
+                        <w:t xml:space="preserve"> </w:t>
+                      </w:r>
+                      <w:r>
+                        <w:rPr>
+                          <w:color w:val="FF0000"/>
+                        </w:rPr>
+                        <w:t xml:space="preserve">your </w:t>
+                      </w:r>
+                      <w:r>
+                        <w:rPr>
+                          <w:color w:val="FF0000"/>
+                        </w:rPr>
+                        <w:t>bank details</w:t>
+                      </w:r>
+                    </w:p>
+                    <w:p>
+                      <w:pPr>
+                        <w:rPr>
+                          <w:color w:val="FF0000"/>
+                        </w:rPr>
+                      </w:pPr>
+                      <w:r>
+                        <w:rPr>
+                          <w:color w:val="FF0000"/>
+                        </w:rPr>
+                        <w:t xml:space="preserve"> </w:t>
+                      </w:r>
+                    </w:p>
+                  </w:txbxContent>
+                </v:textbox>
+                <w10:wrap anchorx="page"/>
+              </v:shape>
+            </w:pict>
+          </mc:Fallback>
+        </mc:AlternateContent>
+      </w:r>
       <w:r>
         <w:rPr>
           <w:noProof/>
@@ -3289,11 +2806,7 @@
           </mc:Choice>
           <mc:Fallback>
             <w:pict>
-              <v:shapetype w14:anchorId="5960B311" id="_x0000_t202" coordsize="21600,21600" o:spt="202" path="m,l,21600r21600,l21600,xe">
-                <v:stroke joinstyle="miter"/>
-                <v:path gradientshapeok="t" o:connecttype="rect"/>
-              </v:shapetype>
-              <v:shape id="Cuadro de texto 31" o:spid="_x0000_s1028" type="#_x0000_t202" style="position:absolute;margin-left:118.65pt;margin-top:288.85pt;width:122.05pt;height:39.45pt;z-index:251677696;visibility:visible;mso-wrap-style:square;mso-width-percent:0;mso-height-percent:0;mso-wrap-distance-left:9pt;mso-wrap-distance-top:0;mso-wrap-distance-right:9pt;mso-wrap-distance-bottom:0;mso-position-horizontal:absolute;mso-position-horizontal-relative:page;mso-position-vertical:absolute;mso-position-vertical-relative:text;mso-width-percent:0;mso-height-percent:0;mso-width-relative:margin;mso-height-relative:margin;v-text-anchor:top" o:gfxdata="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" fillcolor="white [3201]" stroked="f" strokeweight=".5pt">
+              <v:shape w14:anchorId="5960B311" id="Cuadro de texto 31" o:spid="_x0000_s1029" type="#_x0000_t202" style="position:absolute;margin-left:118.65pt;margin-top:288.85pt;width:122.05pt;height:39.45pt;z-index:251677696;visibility:visible;mso-wrap-style:square;mso-width-percent:0;mso-height-percent:0;mso-wrap-distance-left:9pt;mso-wrap-distance-top:0;mso-wrap-distance-right:9pt;mso-wrap-distance-bottom:0;mso-position-horizontal:absolute;mso-position-horizontal-relative:page;mso-position-vertical:absolute;mso-position-vertical-relative:text;mso-width-percent:0;mso-height-percent:0;mso-width-relative:margin;mso-height-relative:margin;v-text-anchor:top" o:gfxdata="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" fillcolor="white [3201]" stroked="f" strokeweight=".5pt">
                 <v:textbox>
                   <w:txbxContent>
                     <w:p>
@@ -3415,7 +2928,7 @@
         <mc:AlternateContent>
           <mc:Choice Requires="wps">
             <w:drawing>
-              <wp:anchor distT="0" distB="0" distL="114300" distR="114300" simplePos="0" relativeHeight="251673600" behindDoc="0" locked="0" layoutInCell="1" allowOverlap="1" wp14:anchorId="5721940E" wp14:editId="25C277AF">
+              <wp:anchor distT="0" distB="0" distL="114300" distR="114300" simplePos="0" relativeHeight="251673600" behindDoc="0" locked="0" layoutInCell="1" allowOverlap="1" wp14:anchorId="5721940E" wp14:editId="0022420A">
                 <wp:simplePos x="0" y="0"/>
                 <wp:positionH relativeFrom="page">
                   <wp:posOffset>6062980</wp:posOffset>
@@ -3505,7 +3018,7 @@
           </mc:Choice>
           <mc:Fallback>
             <w:pict>
-              <v:shape w14:anchorId="5721940E" id="Cuadro de texto 29" o:spid="_x0000_s1029" type="#_x0000_t202" style="position:absolute;margin-left:477.4pt;margin-top:185.2pt;width:122.05pt;height:95.15pt;z-index:251673600;visibility:visible;mso-wrap-style:square;mso-width-percent:0;mso-height-percent:0;mso-wrap-distance-left:9pt;mso-wrap-distance-top:0;mso-wrap-distance-right:9pt;mso-wrap-distance-bottom:0;mso-position-horizontal:absolute;mso-position-horizontal-relative:page;mso-position-vertical:absolute;mso-position-vertical-relative:text;mso-width-percent:0;mso-height-percent:0;mso-width-relative:margin;mso-height-relative:margin;v-text-anchor:top" o:gfxdata="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" fillcolor="white [3201]" stroked="f" strokeweight=".5pt">
+              <v:shape w14:anchorId="5721940E" id="Cuadro de texto 29" o:spid="_x0000_s1030" type="#_x0000_t202" style="position:absolute;margin-left:477.4pt;margin-top:185.2pt;width:122.05pt;height:95.15pt;z-index:251673600;visibility:visible;mso-wrap-style:square;mso-width-percent:0;mso-height-percent:0;mso-wrap-distance-left:9pt;mso-wrap-distance-top:0;mso-wrap-distance-right:9pt;mso-wrap-distance-bottom:0;mso-position-horizontal:absolute;mso-position-horizontal-relative:page;mso-position-vertical:absolute;mso-position-vertical-relative:text;mso-width-percent:0;mso-height-percent:0;mso-width-relative:margin;mso-height-relative:margin;v-text-anchor:top" o:gfxdata="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" fillcolor="white [3201]" stroked="f" strokeweight=".5pt">
                 <v:textbox>
                   <w:txbxContent>
                     <w:p>
@@ -3541,181 +3054,6 @@
                           <w:lang w:val="en-US"/>
                         </w:rPr>
                       </w:pPr>
-                    </w:p>
-                  </w:txbxContent>
-                </v:textbox>
-                <w10:wrap anchorx="page"/>
-              </v:shape>
-            </w:pict>
-          </mc:Fallback>
-        </mc:AlternateContent>
-      </w:r>
-      <w:r>
-        <w:rPr>
-          <w:noProof/>
-          <w:lang w:eastAsia="en-GB"/>
-        </w:rPr>
-        <mc:AlternateContent>
-          <mc:Choice Requires="wps">
-            <w:drawing>
-              <wp:anchor distT="0" distB="0" distL="114300" distR="114300" simplePos="0" relativeHeight="251668480" behindDoc="0" locked="0" layoutInCell="1" allowOverlap="1" wp14:anchorId="4B9DC08E" wp14:editId="286435CC">
-                <wp:simplePos x="0" y="0"/>
-                <wp:positionH relativeFrom="page">
-                  <wp:posOffset>6032500</wp:posOffset>
-                </wp:positionH>
-                <wp:positionV relativeFrom="paragraph">
-                  <wp:posOffset>1202055</wp:posOffset>
-                </wp:positionV>
-                <wp:extent cx="1955800" cy="1208405"/>
-                <wp:effectExtent l="0" t="0" r="6350" b="0"/>
-                <wp:wrapNone/>
-                <wp:docPr id="25" name="Cuadro de texto 25"/>
-                <wp:cNvGraphicFramePr/>
-                <a:graphic xmlns:a="http://schemas.openxmlformats.org/drawingml/2006/main">
-                  <a:graphicData uri="http://schemas.microsoft.com/office/word/2010/wordprocessingShape">
-                    <wps:wsp>
-                      <wps:cNvSpPr txBox="1"/>
-                      <wps:spPr>
-                        <a:xfrm>
-                          <a:off x="0" y="0"/>
-                          <a:ext cx="1955800" cy="1208405"/>
-                        </a:xfrm>
-                        <a:prstGeom prst="rect">
-                          <a:avLst/>
-                        </a:prstGeom>
-                        <a:solidFill>
-                          <a:schemeClr val="lt1"/>
-                        </a:solidFill>
-                        <a:ln w="6350">
-                          <a:noFill/>
-                        </a:ln>
-                      </wps:spPr>
-                      <wps:txbx>
-                        <w:txbxContent>
-                          <w:p>
-                            <w:pPr>
-                              <w:rPr>
-                                <w:color w:val="FF0000"/>
-                              </w:rPr>
-                            </w:pPr>
-                            <w:r>
-                              <w:rPr>
-                                <w:color w:val="FF0000"/>
-                              </w:rPr>
-                              <w:t xml:space="preserve">Please </w:t>
-                            </w:r>
-                            <w:r>
-                              <w:rPr>
-                                <w:color w:val="FF0000"/>
-                              </w:rPr>
-                              <w:t>provide</w:t>
-                            </w:r>
-                            <w:r>
-                              <w:rPr>
-                                <w:color w:val="FF0000"/>
-                              </w:rPr>
-                              <w:t xml:space="preserve"> </w:t>
-                            </w:r>
-                            <w:r>
-                              <w:rPr>
-                                <w:color w:val="FF0000"/>
-                              </w:rPr>
-                              <w:t xml:space="preserve">your </w:t>
-                            </w:r>
-                            <w:r>
-                              <w:rPr>
-                                <w:color w:val="FF0000"/>
-                              </w:rPr>
-                              <w:t>bank details</w:t>
-                            </w:r>
-                          </w:p>
-                          <w:p>
-                            <w:pPr>
-                              <w:rPr>
-                                <w:color w:val="FF0000"/>
-                              </w:rPr>
-                            </w:pPr>
-                            <w:r>
-                              <w:rPr>
-                                <w:color w:val="FF0000"/>
-                              </w:rPr>
-                              <w:t xml:space="preserve"> </w:t>
-                            </w:r>
-                          </w:p>
-                        </w:txbxContent>
-                      </wps:txbx>
-                      <wps:bodyPr rot="0" spcFirstLastPara="0" vertOverflow="overflow" horzOverflow="overflow" vert="horz" wrap="square" lIns="91440" tIns="45720" rIns="91440" bIns="45720" numCol="1" spcCol="0" rtlCol="0" fromWordArt="0" anchor="t" anchorCtr="0" forceAA="0" compatLnSpc="1">
-                        <a:prstTxWarp prst="textNoShape">
-                          <a:avLst/>
-                        </a:prstTxWarp>
-                        <a:noAutofit/>
-                      </wps:bodyPr>
-                    </wps:wsp>
-                  </a:graphicData>
-                </a:graphic>
-                <wp14:sizeRelH relativeFrom="margin">
-                  <wp14:pctWidth>0</wp14:pctWidth>
-                </wp14:sizeRelH>
-                <wp14:sizeRelV relativeFrom="margin">
-                  <wp14:pctHeight>0</wp14:pctHeight>
-                </wp14:sizeRelV>
-              </wp:anchor>
-            </w:drawing>
-          </mc:Choice>
-          <mc:Fallback>
-            <w:pict>
-              <v:shape w14:anchorId="4B9DC08E" id="Cuadro de texto 25" o:spid="_x0000_s1030" type="#_x0000_t202" style="position:absolute;margin-left:475pt;margin-top:94.65pt;width:154pt;height:95.15pt;z-index:251668480;visibility:visible;mso-wrap-style:square;mso-width-percent:0;mso-height-percent:0;mso-wrap-distance-left:9pt;mso-wrap-distance-top:0;mso-wrap-distance-right:9pt;mso-wrap-distance-bottom:0;mso-position-horizontal:absolute;mso-position-horizontal-relative:page;mso-position-vertical:absolute;mso-position-vertical-relative:text;mso-width-percent:0;mso-height-percent:0;mso-width-relative:margin;mso-height-relative:margin;v-text-anchor:top" o:gfxdata="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" fillcolor="white [3201]" stroked="f" strokeweight=".5pt">
-                <v:textbox>
-                  <w:txbxContent>
-                    <w:p>
-                      <w:pPr>
-                        <w:rPr>
-                          <w:color w:val="FF0000"/>
-                        </w:rPr>
-                      </w:pPr>
-                      <w:r>
-                        <w:rPr>
-                          <w:color w:val="FF0000"/>
-                        </w:rPr>
-                        <w:t xml:space="preserve">Please </w:t>
-                      </w:r>
-                      <w:r>
-                        <w:rPr>
-                          <w:color w:val="FF0000"/>
-                        </w:rPr>
-                        <w:t>provide</w:t>
-                      </w:r>
-                      <w:r>
-                        <w:rPr>
-                          <w:color w:val="FF0000"/>
-                        </w:rPr>
-                        <w:t xml:space="preserve"> </w:t>
-                      </w:r>
-                      <w:r>
-                        <w:rPr>
-                          <w:color w:val="FF0000"/>
-                        </w:rPr>
-                        <w:t xml:space="preserve">your </w:t>
-                      </w:r>
-                      <w:r>
-                        <w:rPr>
-                          <w:color w:val="FF0000"/>
-                        </w:rPr>
-                        <w:t>bank details</w:t>
-                      </w:r>
-                    </w:p>
-                    <w:p>
-                      <w:pPr>
-                        <w:rPr>
-                          <w:color w:val="FF0000"/>
-                        </w:rPr>
-                      </w:pPr>
-                      <w:r>
-                        <w:rPr>
-                          <w:color w:val="FF0000"/>
-                        </w:rPr>
-                        <w:t xml:space="preserve"> </w:t>
-                      </w:r>
                     </w:p>
                   </w:txbxContent>
                 </v:textbox>
@@ -3949,31 +3287,13 @@
                         </w:rPr>
                         <w:t>Please, tick “</w:t>
                       </w:r>
-                      <w:proofErr w:type="spellStart"/>
                       <w:r>
                         <w:rPr>
                           <w:i/>
                           <w:color w:val="FF0000"/>
                         </w:rPr>
-                        <w:t>cuenta</w:t>
+                        <w:t>cuenta extranjera</w:t>
                       </w:r>
-                      <w:proofErr w:type="spellEnd"/>
-                      <w:r>
-                        <w:rPr>
-                          <w:i/>
-                          <w:color w:val="FF0000"/>
-                        </w:rPr>
-                        <w:t xml:space="preserve"> </w:t>
-                      </w:r>
-                      <w:proofErr w:type="spellStart"/>
-                      <w:r>
-                        <w:rPr>
-                          <w:i/>
-                          <w:color w:val="FF0000"/>
-                        </w:rPr>
-                        <w:t>extranjera</w:t>
-                      </w:r>
-                      <w:proofErr w:type="spellEnd"/>
                       <w:r>
                         <w:rPr>
                           <w:color w:val="FF0000"/>
@@ -4508,7 +3828,7 @@
                     <pic:cNvPicPr/>
                   </pic:nvPicPr>
                   <pic:blipFill rotWithShape="1">
-                    <a:blip r:embed="rId12"/>
+                    <a:blip r:embed="rId13"/>
                     <a:srcRect l="35491" t="46097" r="33740" b="16738"/>
                     <a:stretch/>
                   </pic:blipFill>
@@ -4546,22 +3866,6 @@
     <w:p>
       <w:pPr>
         <w:rPr>
-          <w:lang w:val="en-US"/>
-        </w:rPr>
-      </w:pPr>
-    </w:p>
-    <w:p>
-      <w:pPr>
-        <w:rPr>
-          <w:rFonts w:ascii="Arial" w:hAnsi="Arial" w:cs="Arial"/>
-          <w:lang w:val="en-US"/>
-        </w:rPr>
-      </w:pPr>
-    </w:p>
-    <w:p>
-      <w:pPr>
-        <w:rPr>
-          <w:rFonts w:ascii="Arial" w:hAnsi="Arial" w:cs="Arial"/>
           <w:lang w:val="en-US"/>
         </w:rPr>
       </w:pPr>
@@ -4856,37 +4160,19 @@
                               <w:rPr>
                                 <w:color w:val="FF0000"/>
                               </w:rPr>
-                              <w:t>proceed to the payment (pre-registration deposit) of</w:t>
+                              <w:t xml:space="preserve">proceed to the payment (registration </w:t>
                             </w:r>
                             <w:r>
                               <w:rPr>
                                 <w:color w:val="FF0000"/>
                               </w:rPr>
-                              <w:t xml:space="preserve"> </w:t>
+                              <w:t>fee</w:t>
                             </w:r>
                             <w:r>
                               <w:rPr>
                                 <w:color w:val="FF0000"/>
                               </w:rPr>
-                              <w:t>1</w:t>
-                            </w:r>
-                            <w:r>
-                              <w:rPr>
-                                <w:color w:val="FF0000"/>
-                              </w:rPr>
-                              <w:t>50</w:t>
-                            </w:r>
-                            <w:r>
-                              <w:rPr>
-                                <w:color w:val="FF0000"/>
-                              </w:rPr>
-                              <w:t>€</w:t>
-                            </w:r>
-                            <w:r>
-                              <w:rPr>
-                                <w:color w:val="FF0000"/>
-                              </w:rPr>
-                              <w:t xml:space="preserve"> </w:t>
+                              <w:t xml:space="preserve">) </w:t>
                             </w:r>
                           </w:p>
                         </w:txbxContent>
@@ -4942,37 +4228,19 @@
                         <w:rPr>
                           <w:color w:val="FF0000"/>
                         </w:rPr>
-                        <w:t>proceed to the payment (pre-registration deposit) of</w:t>
+                        <w:t xml:space="preserve">proceed to the payment (registration </w:t>
                       </w:r>
                       <w:r>
                         <w:rPr>
                           <w:color w:val="FF0000"/>
                         </w:rPr>
-                        <w:t xml:space="preserve"> </w:t>
+                        <w:t>fee</w:t>
                       </w:r>
                       <w:r>
                         <w:rPr>
                           <w:color w:val="FF0000"/>
                         </w:rPr>
-                        <w:t>1</w:t>
-                      </w:r>
-                      <w:r>
-                        <w:rPr>
-                          <w:color w:val="FF0000"/>
-                        </w:rPr>
-                        <w:t>50</w:t>
-                      </w:r>
-                      <w:r>
-                        <w:rPr>
-                          <w:color w:val="FF0000"/>
-                        </w:rPr>
-                        <w:t>€</w:t>
-                      </w:r>
-                      <w:r>
-                        <w:rPr>
-                          <w:color w:val="FF0000"/>
-                        </w:rPr>
-                        <w:t xml:space="preserve"> </w:t>
+                        <w:t xml:space="preserve">) </w:t>
                       </w:r>
                     </w:p>
                   </w:txbxContent>
@@ -5144,7 +4412,7 @@
                     <pic:cNvPicPr/>
                   </pic:nvPicPr>
                   <pic:blipFill rotWithShape="1">
-                    <a:blip r:embed="rId13"/>
+                    <a:blip r:embed="rId14"/>
                     <a:srcRect l="32783" t="27452" r="31718" b="15221"/>
                     <a:stretch/>
                   </pic:blipFill>
@@ -5996,7 +5264,7 @@
                           </pic:cNvPicPr>
                         </pic:nvPicPr>
                         <pic:blipFill rotWithShape="1">
-                          <a:blip r:embed="rId14">
+                          <a:blip r:embed="rId15">
                             <a:extLst>
                               <a:ext uri="{28A0092B-C50C-407E-A947-70E740481C1C}">
                                 <a14:useLocalDpi xmlns:a14="http://schemas.microsoft.com/office/drawing/2010/main" val="0"/>
@@ -6116,6 +5384,13 @@
         </w:rPr>
         <w:lastRenderedPageBreak/>
         <w:t>Please note that invoices can take several days. The University of Almería sends them as soon as possible.</w:t>
+      </w:r>
+      <w:r>
+        <w:rPr>
+          <w:rFonts w:ascii="Arial" w:hAnsi="Arial" w:cs="Arial"/>
+          <w:lang w:val="en-US"/>
+        </w:rPr>
+        <w:t xml:space="preserve"> </w:t>
       </w:r>
     </w:p>
     <w:p>
@@ -6400,25 +5675,7 @@
                               <w:rPr>
                                 <w:color w:val="FF0000"/>
                               </w:rPr>
-                              <w:t xml:space="preserve">proceed to the payment of the </w:t>
-                            </w:r>
-                            <w:r>
-                              <w:rPr>
-                                <w:color w:val="FF0000"/>
-                              </w:rPr>
-                              <w:t>deposit (</w:t>
-                            </w:r>
-                            <w:r>
-                              <w:rPr>
-                                <w:color w:val="FF0000"/>
-                              </w:rPr>
-                              <w:t>150</w:t>
-                            </w:r>
-                            <w:r>
-                              <w:rPr>
-                                <w:color w:val="FF0000"/>
-                              </w:rPr>
-                              <w:t>€)</w:t>
+                              <w:t xml:space="preserve">proceed to the payment </w:t>
                             </w:r>
                           </w:p>
                         </w:txbxContent>
@@ -6462,25 +5719,7 @@
                         <w:rPr>
                           <w:color w:val="FF0000"/>
                         </w:rPr>
-                        <w:t xml:space="preserve">proceed to the payment of the </w:t>
-                      </w:r>
-                      <w:r>
-                        <w:rPr>
-                          <w:color w:val="FF0000"/>
-                        </w:rPr>
-                        <w:t>deposit (</w:t>
-                      </w:r>
-                      <w:r>
-                        <w:rPr>
-                          <w:color w:val="FF0000"/>
-                        </w:rPr>
-                        <w:t>150</w:t>
-                      </w:r>
-                      <w:r>
-                        <w:rPr>
-                          <w:color w:val="FF0000"/>
-                        </w:rPr>
-                        <w:t>€)</w:t>
+                        <w:t xml:space="preserve">proceed to the payment </w:t>
                       </w:r>
                     </w:p>
                   </w:txbxContent>
@@ -7237,84 +6476,176 @@
     </w:p>
     <w:p>
       <w:pPr>
+        <w:jc w:val="both"/>
+        <w:rPr>
+          <w:rFonts w:ascii="Arial" w:hAnsi="Arial" w:cs="Arial"/>
+          <w:color w:val="0E101A"/>
+          <w:lang w:val="en-US"/>
+        </w:rPr>
+      </w:pPr>
+      <w:r>
+        <w:rPr>
+          <w:rFonts w:ascii="Arial" w:hAnsi="Arial" w:cs="Arial"/>
+          <w:color w:val="0E101A"/>
+          <w:lang w:val="en-US"/>
+        </w:rPr>
+        <w:t>M</w:t>
+      </w:r>
+      <w:r>
+        <w:rPr>
+          <w:rFonts w:ascii="Arial" w:hAnsi="Arial" w:cs="Arial"/>
+          <w:color w:val="0E101A"/>
+          <w:lang w:val="en-US"/>
+        </w:rPr>
+        <w:t>ore</w:t>
+      </w:r>
+      <w:r>
+        <w:rPr>
+          <w:rFonts w:ascii="Arial" w:hAnsi="Arial" w:cs="Arial"/>
+          <w:color w:val="0E101A"/>
+          <w:lang w:val="en-US"/>
+        </w:rPr>
+        <w:t xml:space="preserve"> details </w:t>
+      </w:r>
+      <w:r>
+        <w:rPr>
+          <w:rFonts w:ascii="Arial" w:hAnsi="Arial" w:cs="Arial"/>
+          <w:color w:val="0E101A"/>
+          <w:lang w:val="en-US"/>
+        </w:rPr>
+        <w:t xml:space="preserve">regarding the registration phase </w:t>
+      </w:r>
+      <w:r>
+        <w:rPr>
+          <w:rFonts w:ascii="Arial" w:hAnsi="Arial" w:cs="Arial"/>
+          <w:color w:val="0E101A"/>
+          <w:lang w:val="en-US"/>
+        </w:rPr>
+        <w:t>will be provided by t</w:t>
+      </w:r>
+      <w:r>
+        <w:rPr>
+          <w:rFonts w:ascii="Arial" w:hAnsi="Arial" w:cs="Arial"/>
+          <w:color w:val="0E101A"/>
+          <w:lang w:val="en-US"/>
+        </w:rPr>
+        <w:t>he University of Almería</w:t>
+      </w:r>
+      <w:r>
+        <w:rPr>
+          <w:rFonts w:ascii="Arial" w:hAnsi="Arial" w:cs="Arial"/>
+          <w:color w:val="0E101A"/>
+          <w:lang w:val="en-US"/>
+        </w:rPr>
+        <w:t xml:space="preserve">. </w:t>
+      </w:r>
+      <w:r>
+        <w:rPr>
+          <w:rFonts w:ascii="Arial" w:hAnsi="Arial" w:cs="Arial"/>
+          <w:color w:val="0E101A"/>
+          <w:lang w:val="en-US"/>
+        </w:rPr>
+        <w:t xml:space="preserve">registration phase. </w:t>
+      </w:r>
+    </w:p>
+    <w:p>
+      <w:pPr>
         <w:pStyle w:val="NormalWeb"/>
         <w:spacing w:before="0" w:beforeAutospacing="0" w:after="0" w:afterAutospacing="0"/>
         <w:jc w:val="both"/>
         <w:rPr>
           <w:rFonts w:ascii="Arial" w:hAnsi="Arial" w:cs="Arial"/>
+          <w:color w:val="0E101A"/>
+          <w:sz w:val="22"/>
+          <w:szCs w:val="22"/>
+          <w:lang w:val="en-US"/>
+        </w:rPr>
+      </w:pPr>
+      <w:r>
+        <w:rPr>
+          <w:rFonts w:ascii="Arial" w:hAnsi="Arial" w:cs="Arial"/>
+          <w:color w:val="0E101A"/>
+          <w:sz w:val="22"/>
+          <w:szCs w:val="22"/>
+          <w:lang w:val="en-US"/>
+        </w:rPr>
+        <w:t>If you have any questions during the pro</w:t>
+      </w:r>
+      <w:r>
+        <w:rPr>
+          <w:rFonts w:ascii="Arial" w:hAnsi="Arial" w:cs="Arial"/>
+          <w:color w:val="0E101A"/>
+          <w:sz w:val="22"/>
+          <w:szCs w:val="22"/>
+          <w:lang w:val="en-US"/>
+        </w:rPr>
+        <w:t>cess</w:t>
+      </w:r>
+      <w:r>
+        <w:rPr>
+          <w:rFonts w:ascii="Arial" w:hAnsi="Arial" w:cs="Arial"/>
+          <w:color w:val="0E101A"/>
+          <w:sz w:val="22"/>
+          <w:szCs w:val="22"/>
+          <w:lang w:val="en-US"/>
+        </w:rPr>
+        <w:t>, please contact us: </w:t>
+      </w:r>
+      <w:hyperlink r:id="rId22" w:history="1">
+        <w:r>
+          <w:rPr>
+            <w:rStyle w:val="Hipervnculo"/>
+            <w:rFonts w:ascii="Arial" w:hAnsi="Arial" w:cs="Arial"/>
+            <w:sz w:val="22"/>
+            <w:szCs w:val="22"/>
+            <w:lang w:val="en-US"/>
+          </w:rPr>
+          <w:t>mariad.lopezrod@ual.es</w:t>
+        </w:r>
+      </w:hyperlink>
+      <w:r>
+        <w:rPr>
+          <w:rFonts w:ascii="Arial" w:hAnsi="Arial" w:cs="Arial"/>
+          <w:color w:val="0E101A"/>
+          <w:sz w:val="22"/>
+          <w:szCs w:val="22"/>
+          <w:lang w:val="en-US"/>
+        </w:rPr>
+        <w:t xml:space="preserve">; </w:t>
+      </w:r>
+      <w:hyperlink r:id="rId23" w:history="1">
+        <w:r>
+          <w:rPr>
+            <w:rStyle w:val="Hipervnculo"/>
+            <w:rFonts w:ascii="Arial" w:hAnsi="Arial" w:cs="Arial"/>
+            <w:sz w:val="22"/>
+            <w:szCs w:val="22"/>
+            <w:lang w:val="en-US"/>
+          </w:rPr>
+          <w:t>joseluis.vicente@cchs.csic.es</w:t>
+        </w:r>
+      </w:hyperlink>
+      <w:r>
+        <w:rPr>
+          <w:rFonts w:ascii="Arial" w:hAnsi="Arial" w:cs="Arial"/>
+          <w:color w:val="0E101A"/>
+          <w:sz w:val="22"/>
+          <w:szCs w:val="22"/>
+          <w:lang w:val="en-US"/>
+        </w:rPr>
+        <w:t xml:space="preserve"> </w:t>
+      </w:r>
+    </w:p>
+    <w:p>
+      <w:pPr>
+        <w:rPr>
+          <w:rFonts w:ascii="Arial" w:hAnsi="Arial" w:cs="Arial"/>
           <w:b/>
-          <w:color w:val="0E101A"/>
-          <w:sz w:val="22"/>
-          <w:szCs w:val="22"/>
-          <w:lang w:val="en-US"/>
-        </w:rPr>
-      </w:pPr>
-      <w:r>
-        <w:rPr>
-          <w:rFonts w:ascii="Arial" w:hAnsi="Arial" w:cs="Arial"/>
-          <w:b/>
-          <w:color w:val="0E101A"/>
-          <w:sz w:val="22"/>
-          <w:szCs w:val="22"/>
-          <w:lang w:val="en-US"/>
-        </w:rPr>
-        <w:t>The cancellation</w:t>
-      </w:r>
-      <w:r>
-        <w:rPr>
-          <w:rFonts w:ascii="Arial" w:hAnsi="Arial" w:cs="Arial"/>
-          <w:b/>
-          <w:color w:val="0E101A"/>
-          <w:sz w:val="22"/>
-          <w:szCs w:val="22"/>
-          <w:lang w:val="en-US"/>
-        </w:rPr>
-        <w:t xml:space="preserve"> policy</w:t>
-      </w:r>
-      <w:r>
-        <w:rPr>
-          <w:rFonts w:ascii="Arial" w:hAnsi="Arial" w:cs="Arial"/>
-          <w:b/>
-          <w:color w:val="0E101A"/>
-          <w:sz w:val="22"/>
-          <w:szCs w:val="22"/>
-          <w:lang w:val="en-US"/>
-        </w:rPr>
-        <w:t xml:space="preserve"> for </w:t>
-      </w:r>
-      <w:r>
-        <w:rPr>
-          <w:rFonts w:ascii="Arial" w:hAnsi="Arial" w:cs="Arial"/>
-          <w:b/>
-          <w:color w:val="0E101A"/>
-          <w:sz w:val="22"/>
-          <w:szCs w:val="22"/>
-          <w:lang w:val="en-US"/>
-        </w:rPr>
-        <w:t>International</w:t>
-      </w:r>
-      <w:r>
-        <w:rPr>
-          <w:rFonts w:ascii="Arial" w:hAnsi="Arial" w:cs="Arial"/>
-          <w:b/>
-          <w:color w:val="0E101A"/>
-          <w:sz w:val="22"/>
-          <w:szCs w:val="22"/>
-          <w:lang w:val="en-US"/>
-        </w:rPr>
-        <w:t xml:space="preserve"> </w:t>
-      </w:r>
-      <w:r>
-        <w:rPr>
-          <w:rFonts w:ascii="Arial" w:hAnsi="Arial" w:cs="Arial"/>
-          <w:b/>
-          <w:color w:val="0E101A"/>
-          <w:sz w:val="22"/>
-          <w:szCs w:val="22"/>
-          <w:lang w:val="en-US"/>
-        </w:rPr>
-        <w:t>School:</w:t>
-      </w:r>
+          <w:bCs/>
+          <w:color w:val="0E101A"/>
+          <w:lang w:val="en-US"/>
+        </w:rPr>
+      </w:pPr>
     </w:p>
     <w:p>
       <w:pPr>
@@ -7323,121 +6654,67 @@
         <w:jc w:val="both"/>
         <w:rPr>
           <w:rFonts w:ascii="Arial" w:hAnsi="Arial" w:cs="Arial"/>
-          <w:color w:val="0E101A"/>
-          <w:sz w:val="22"/>
-          <w:szCs w:val="22"/>
-          <w:lang w:val="en-US"/>
-        </w:rPr>
-      </w:pPr>
-      <w:r>
-        <w:rPr>
-          <w:rFonts w:ascii="Arial" w:hAnsi="Arial" w:cs="Arial"/>
-          <w:color w:val="0E101A"/>
-          <w:sz w:val="22"/>
-          <w:szCs w:val="22"/>
-          <w:lang w:val="en-US"/>
-        </w:rPr>
-        <w:t xml:space="preserve">- The repayment of the </w:t>
-      </w:r>
-      <w:r>
-        <w:rPr>
-          <w:rFonts w:ascii="Arial" w:hAnsi="Arial" w:cs="Arial"/>
-          <w:color w:val="0E101A"/>
-          <w:sz w:val="22"/>
-          <w:szCs w:val="22"/>
-          <w:lang w:val="en-US"/>
-        </w:rPr>
-        <w:t>deposit</w:t>
-      </w:r>
-      <w:r>
-        <w:rPr>
-          <w:rFonts w:ascii="Arial" w:hAnsi="Arial" w:cs="Arial"/>
-          <w:color w:val="0E101A"/>
-          <w:sz w:val="22"/>
-          <w:szCs w:val="22"/>
-          <w:lang w:val="en-US"/>
-        </w:rPr>
-        <w:t xml:space="preserve"> can be </w:t>
-      </w:r>
-      <w:r>
-        <w:rPr>
-          <w:rFonts w:ascii="Arial" w:hAnsi="Arial" w:cs="Arial"/>
-          <w:color w:val="0E101A"/>
-          <w:sz w:val="22"/>
-          <w:szCs w:val="22"/>
-          <w:lang w:val="en-US"/>
-        </w:rPr>
-        <w:t>requested before 1</w:t>
-      </w:r>
-      <w:r>
-        <w:rPr>
-          <w:rFonts w:ascii="Arial" w:hAnsi="Arial" w:cs="Arial"/>
-          <w:color w:val="0E101A"/>
-          <w:sz w:val="22"/>
-          <w:szCs w:val="22"/>
-          <w:lang w:val="en-US"/>
-        </w:rPr>
-        <w:t xml:space="preserve">5th October </w:t>
-      </w:r>
-      <w:r>
-        <w:rPr>
-          <w:rFonts w:ascii="Arial" w:hAnsi="Arial" w:cs="Arial"/>
-          <w:color w:val="0E101A"/>
-          <w:sz w:val="22"/>
-          <w:szCs w:val="22"/>
-          <w:lang w:val="en-US"/>
-        </w:rPr>
-        <w:t>202</w:t>
-      </w:r>
-      <w:r>
-        <w:rPr>
-          <w:rFonts w:ascii="Arial" w:hAnsi="Arial" w:cs="Arial"/>
-          <w:color w:val="0E101A"/>
-          <w:sz w:val="22"/>
-          <w:szCs w:val="22"/>
-          <w:lang w:val="en-US"/>
-        </w:rPr>
-        <w:t>4</w:t>
-      </w:r>
-      <w:r>
-        <w:rPr>
-          <w:rFonts w:ascii="Arial" w:hAnsi="Arial" w:cs="Arial"/>
-          <w:color w:val="0E101A"/>
-          <w:sz w:val="22"/>
-          <w:szCs w:val="22"/>
-          <w:lang w:val="en-US"/>
-        </w:rPr>
-        <w:t xml:space="preserve"> by those</w:t>
-      </w:r>
-      <w:r>
-        <w:rPr>
-          <w:rFonts w:ascii="Arial" w:hAnsi="Arial" w:cs="Arial"/>
-          <w:color w:val="0E101A"/>
-          <w:sz w:val="22"/>
-          <w:szCs w:val="22"/>
-          <w:lang w:val="en-US"/>
-        </w:rPr>
-        <w:t xml:space="preserve"> students who have paid the pre-regist</w:t>
-      </w:r>
-      <w:r>
-        <w:rPr>
-          <w:rFonts w:ascii="Arial" w:hAnsi="Arial" w:cs="Arial"/>
-          <w:color w:val="0E101A"/>
-          <w:sz w:val="22"/>
-          <w:szCs w:val="22"/>
-          <w:lang w:val="en-US"/>
-        </w:rPr>
-        <w:t>ration. After this date, the deposit</w:t>
-      </w:r>
-      <w:r>
-        <w:rPr>
-          <w:rFonts w:ascii="Arial" w:hAnsi="Arial" w:cs="Arial"/>
-          <w:color w:val="0E101A"/>
-          <w:sz w:val="22"/>
-          <w:szCs w:val="22"/>
-          <w:lang w:val="en-US"/>
-        </w:rPr>
-        <w:t xml:space="preserve"> could not be returned.</w:t>
+          <w:b/>
+          <w:color w:val="0E101A"/>
+          <w:sz w:val="22"/>
+          <w:szCs w:val="22"/>
+          <w:lang w:val="en-US"/>
+        </w:rPr>
+      </w:pPr>
+      <w:r>
+        <w:rPr>
+          <w:rFonts w:ascii="Arial" w:hAnsi="Arial" w:cs="Arial"/>
+          <w:b/>
+          <w:color w:val="0E101A"/>
+          <w:sz w:val="22"/>
+          <w:szCs w:val="22"/>
+          <w:lang w:val="en-US"/>
+        </w:rPr>
+        <w:t>The cancellation</w:t>
+      </w:r>
+      <w:r>
+        <w:rPr>
+          <w:rFonts w:ascii="Arial" w:hAnsi="Arial" w:cs="Arial"/>
+          <w:b/>
+          <w:color w:val="0E101A"/>
+          <w:sz w:val="22"/>
+          <w:szCs w:val="22"/>
+          <w:lang w:val="en-US"/>
+        </w:rPr>
+        <w:t xml:space="preserve"> policy</w:t>
+      </w:r>
+      <w:r>
+        <w:rPr>
+          <w:rFonts w:ascii="Arial" w:hAnsi="Arial" w:cs="Arial"/>
+          <w:b/>
+          <w:color w:val="0E101A"/>
+          <w:sz w:val="22"/>
+          <w:szCs w:val="22"/>
+          <w:lang w:val="en-US"/>
+        </w:rPr>
+        <w:t xml:space="preserve"> for </w:t>
+      </w:r>
+      <w:r>
+        <w:rPr>
+          <w:rFonts w:ascii="Arial" w:hAnsi="Arial" w:cs="Arial"/>
+          <w:b/>
+          <w:color w:val="0E101A"/>
+          <w:sz w:val="22"/>
+          <w:szCs w:val="22"/>
+          <w:lang w:val="en-US"/>
+        </w:rPr>
+        <w:t>International</w:t>
+      </w:r>
+      <w:r>
+        <w:rPr>
+          <w:rFonts w:ascii="Arial" w:hAnsi="Arial" w:cs="Arial"/>
+          <w:b/>
+          <w:color w:val="0E101A"/>
+          <w:sz w:val="22"/>
+          <w:szCs w:val="22"/>
+          <w:lang w:val="en-US"/>
+        </w:rPr>
+        <w:t xml:space="preserve"> School:</w:t>
       </w:r>
     </w:p>
     <w:p>
@@ -7461,87 +6738,97 @@
           <w:szCs w:val="22"/>
           <w:lang w:val="en-US"/>
         </w:rPr>
-        <w:t>- In the exceptional case that the</w:t>
-      </w:r>
-      <w:r>
-        <w:rPr>
-          <w:rFonts w:ascii="Arial" w:hAnsi="Arial" w:cs="Arial"/>
-          <w:color w:val="0E101A"/>
-          <w:sz w:val="22"/>
-          <w:szCs w:val="22"/>
-          <w:lang w:val="en-US"/>
-        </w:rPr>
-        <w:t xml:space="preserve"> </w:t>
-      </w:r>
-      <w:r>
-        <w:rPr>
-          <w:rFonts w:ascii="Arial" w:hAnsi="Arial" w:cs="Arial"/>
-          <w:color w:val="0E101A"/>
-          <w:sz w:val="22"/>
-          <w:szCs w:val="22"/>
-          <w:lang w:val="en-US"/>
-        </w:rPr>
-        <w:t>International</w:t>
-      </w:r>
-      <w:r>
-        <w:rPr>
-          <w:rFonts w:ascii="Arial" w:hAnsi="Arial" w:cs="Arial"/>
-          <w:color w:val="0E101A"/>
-          <w:sz w:val="22"/>
-          <w:szCs w:val="22"/>
-          <w:lang w:val="en-US"/>
-        </w:rPr>
-        <w:t xml:space="preserve"> School </w:t>
-      </w:r>
-      <w:r>
-        <w:rPr>
-          <w:rFonts w:ascii="Arial" w:hAnsi="Arial" w:cs="Arial"/>
-          <w:color w:val="0E101A"/>
-          <w:sz w:val="22"/>
-          <w:szCs w:val="22"/>
-          <w:lang w:val="en-US"/>
-        </w:rPr>
-        <w:t xml:space="preserve">needs to be cancelled </w:t>
-      </w:r>
-      <w:r>
-        <w:rPr>
-          <w:rFonts w:ascii="Arial" w:hAnsi="Arial" w:cs="Arial"/>
-          <w:color w:val="0E101A"/>
-          <w:sz w:val="22"/>
-          <w:szCs w:val="22"/>
-          <w:lang w:val="en-US"/>
-        </w:rPr>
-        <w:t xml:space="preserve">due to unforeseen situations, the registration fee </w:t>
-      </w:r>
-      <w:r>
-        <w:rPr>
-          <w:rFonts w:ascii="Arial" w:hAnsi="Arial" w:cs="Arial"/>
-          <w:color w:val="0E101A"/>
-          <w:sz w:val="22"/>
-          <w:szCs w:val="22"/>
-          <w:lang w:val="en-US"/>
-        </w:rPr>
-        <w:t xml:space="preserve">will </w:t>
-      </w:r>
-      <w:r>
-        <w:rPr>
-          <w:rFonts w:ascii="Arial" w:hAnsi="Arial" w:cs="Arial"/>
-          <w:color w:val="0E101A"/>
-          <w:sz w:val="22"/>
-          <w:szCs w:val="22"/>
-          <w:lang w:val="en-US"/>
-        </w:rPr>
-        <w:t>be returned to students who have paid</w:t>
-      </w:r>
-      <w:r>
-        <w:rPr>
-          <w:rFonts w:ascii="Arial" w:hAnsi="Arial" w:cs="Arial"/>
-          <w:color w:val="0E101A"/>
-          <w:sz w:val="22"/>
-          <w:szCs w:val="22"/>
-          <w:lang w:val="en-US"/>
-        </w:rPr>
-        <w:t>.</w:t>
+        <w:t xml:space="preserve">- The repayment of the </w:t>
+      </w:r>
+      <w:r>
+        <w:rPr>
+          <w:rFonts w:ascii="Arial" w:hAnsi="Arial" w:cs="Arial"/>
+          <w:color w:val="0E101A"/>
+          <w:sz w:val="22"/>
+          <w:szCs w:val="22"/>
+          <w:lang w:val="en-US"/>
+        </w:rPr>
+        <w:t>deposit</w:t>
+      </w:r>
+      <w:r>
+        <w:rPr>
+          <w:rFonts w:ascii="Arial" w:hAnsi="Arial" w:cs="Arial"/>
+          <w:color w:val="0E101A"/>
+          <w:sz w:val="22"/>
+          <w:szCs w:val="22"/>
+          <w:lang w:val="en-US"/>
+        </w:rPr>
+        <w:t xml:space="preserve"> can be </w:t>
+      </w:r>
+      <w:r>
+        <w:rPr>
+          <w:rFonts w:ascii="Arial" w:hAnsi="Arial" w:cs="Arial"/>
+          <w:color w:val="0E101A"/>
+          <w:sz w:val="22"/>
+          <w:szCs w:val="22"/>
+          <w:lang w:val="en-US"/>
+        </w:rPr>
+        <w:t xml:space="preserve">requested before </w:t>
+      </w:r>
+      <w:r>
+        <w:rPr>
+          <w:rFonts w:ascii="Arial" w:hAnsi="Arial" w:cs="Arial"/>
+          <w:color w:val="0E101A"/>
+          <w:sz w:val="22"/>
+          <w:szCs w:val="22"/>
+          <w:lang w:val="en-US"/>
+        </w:rPr>
+        <w:t>30</w:t>
+      </w:r>
+      <w:r>
+        <w:rPr>
+          <w:rFonts w:ascii="Arial" w:hAnsi="Arial" w:cs="Arial"/>
+          <w:color w:val="0E101A"/>
+          <w:sz w:val="22"/>
+          <w:szCs w:val="22"/>
+          <w:lang w:val="en-US"/>
+        </w:rPr>
+        <w:t>th</w:t>
+      </w:r>
+      <w:r>
+        <w:rPr>
+          <w:rFonts w:ascii="Arial" w:hAnsi="Arial" w:cs="Arial"/>
+          <w:color w:val="0E101A"/>
+          <w:sz w:val="22"/>
+          <w:szCs w:val="22"/>
+          <w:lang w:val="en-US"/>
+        </w:rPr>
+        <w:t xml:space="preserve"> September</w:t>
+      </w:r>
+      <w:r>
+        <w:rPr>
+          <w:rFonts w:ascii="Arial" w:hAnsi="Arial" w:cs="Arial"/>
+          <w:color w:val="0E101A"/>
+          <w:sz w:val="22"/>
+          <w:szCs w:val="22"/>
+          <w:lang w:val="en-US"/>
+        </w:rPr>
+        <w:t xml:space="preserve"> 202</w:t>
+      </w:r>
+      <w:r>
+        <w:rPr>
+          <w:rFonts w:ascii="Arial" w:hAnsi="Arial" w:cs="Arial"/>
+          <w:color w:val="0E101A"/>
+          <w:sz w:val="22"/>
+          <w:szCs w:val="22"/>
+          <w:lang w:val="en-US"/>
+        </w:rPr>
+        <w:t>5</w:t>
+      </w:r>
+      <w:r>
+        <w:rPr>
+          <w:rFonts w:ascii="Arial" w:hAnsi="Arial" w:cs="Arial"/>
+          <w:color w:val="0E101A"/>
+          <w:sz w:val="22"/>
+          <w:szCs w:val="22"/>
+          <w:lang w:val="en-US"/>
+        </w:rPr>
+        <w:t xml:space="preserve"> by those students who have paid the pre-registration. After this date, the deposit could not be returned.</w:t>
       </w:r>
     </w:p>
     <w:p>
@@ -7560,222 +6847,14 @@
     </w:p>
     <w:p>
       <w:pPr>
-        <w:pStyle w:val="NormalWeb"/>
-        <w:spacing w:before="0" w:beforeAutospacing="0" w:after="0" w:afterAutospacing="0"/>
-        <w:jc w:val="both"/>
-        <w:rPr>
-          <w:rFonts w:ascii="Arial" w:hAnsi="Arial" w:cs="Arial"/>
-          <w:color w:val="0E101A"/>
-          <w:sz w:val="22"/>
-          <w:szCs w:val="22"/>
-          <w:lang w:val="en-US"/>
-        </w:rPr>
-      </w:pPr>
-      <w:r>
-        <w:rPr>
-          <w:rFonts w:ascii="Arial" w:hAnsi="Arial" w:cs="Arial"/>
-          <w:color w:val="0E101A"/>
-          <w:sz w:val="22"/>
-          <w:szCs w:val="22"/>
-          <w:lang w:val="en-US"/>
-        </w:rPr>
-        <w:t xml:space="preserve">If you have any questions during the </w:t>
-      </w:r>
-      <w:r>
-        <w:rPr>
-          <w:rFonts w:ascii="Arial" w:hAnsi="Arial" w:cs="Arial"/>
-          <w:color w:val="0E101A"/>
-          <w:sz w:val="22"/>
-          <w:szCs w:val="22"/>
-          <w:lang w:val="en-US"/>
-        </w:rPr>
-        <w:t>pro</w:t>
-      </w:r>
-      <w:r>
-        <w:rPr>
-          <w:rFonts w:ascii="Arial" w:hAnsi="Arial" w:cs="Arial"/>
-          <w:color w:val="0E101A"/>
-          <w:sz w:val="22"/>
-          <w:szCs w:val="22"/>
-          <w:lang w:val="en-US"/>
-        </w:rPr>
-        <w:t>cess</w:t>
-      </w:r>
-      <w:r>
-        <w:rPr>
-          <w:rFonts w:ascii="Arial" w:hAnsi="Arial" w:cs="Arial"/>
-          <w:color w:val="0E101A"/>
-          <w:sz w:val="22"/>
-          <w:szCs w:val="22"/>
-          <w:lang w:val="en-US"/>
-        </w:rPr>
-        <w:t>, please contact us: </w:t>
-      </w:r>
-      <w:r>
-        <w:fldChar w:fldCharType="begin"/>
-      </w:r>
-      <w:r>
-        <w:rPr>
-          <w:lang w:val="en-US"/>
-          <w:rPrChange w:id="0" w:author="Maria Dolores Lopez Rodriguez" w:date="2024-09-03T17:42:00Z" w16du:dateUtc="2024-09-03T15:42:00Z">
-            <w:rPr/>
-          </w:rPrChange>
-        </w:rPr>
-        <w:instrText>HYPERLINK "mailto:mariad.lopezrod@ual.es"</w:instrText>
-      </w:r>
-      <w:r>
-        <w:fldChar w:fldCharType="separate"/>
-      </w:r>
-      <w:r>
-        <w:rPr>
-          <w:rStyle w:val="Hipervnculo"/>
-          <w:rFonts w:ascii="Arial" w:hAnsi="Arial" w:cs="Arial"/>
-          <w:sz w:val="22"/>
-          <w:szCs w:val="22"/>
-          <w:lang w:val="en-US"/>
-        </w:rPr>
-        <w:t>mariad.lopezrod@ual.es</w:t>
-      </w:r>
-      <w:r>
-        <w:rPr>
-          <w:rStyle w:val="Hipervnculo"/>
-          <w:rFonts w:ascii="Arial" w:hAnsi="Arial" w:cs="Arial"/>
-          <w:sz w:val="22"/>
-          <w:szCs w:val="22"/>
-          <w:lang w:val="en-US"/>
-        </w:rPr>
-        <w:fldChar w:fldCharType="end"/>
-      </w:r>
-      <w:r>
-        <w:rPr>
-          <w:rFonts w:ascii="Arial" w:hAnsi="Arial" w:cs="Arial"/>
-          <w:color w:val="0E101A"/>
-          <w:sz w:val="22"/>
-          <w:szCs w:val="22"/>
-          <w:lang w:val="en-US"/>
-        </w:rPr>
-        <w:t xml:space="preserve">; </w:t>
-      </w:r>
-      <w:r>
-        <w:fldChar w:fldCharType="begin"/>
-      </w:r>
-      <w:r>
-        <w:rPr>
-          <w:lang w:val="en-US"/>
-          <w:rPrChange w:id="1" w:author="Maria Dolores Lopez Rodriguez" w:date="2024-09-03T17:42:00Z" w16du:dateUtc="2024-09-03T15:42:00Z">
-            <w:rPr/>
-          </w:rPrChange>
-        </w:rPr>
-        <w:instrText>HYPERLINK "mailto:joseluis.vicente@cchs.csic.es"</w:instrText>
-      </w:r>
-      <w:r>
-        <w:fldChar w:fldCharType="separate"/>
-      </w:r>
-      <w:r>
-        <w:rPr>
-          <w:rStyle w:val="Hipervnculo"/>
-          <w:rFonts w:ascii="Arial" w:hAnsi="Arial" w:cs="Arial"/>
-          <w:sz w:val="22"/>
-          <w:szCs w:val="22"/>
-          <w:lang w:val="en-US"/>
-        </w:rPr>
-        <w:t>joseluis.vicente@cchs.csic.es</w:t>
-      </w:r>
-      <w:r>
-        <w:rPr>
-          <w:rStyle w:val="Hipervnculo"/>
-          <w:rFonts w:ascii="Arial" w:hAnsi="Arial" w:cs="Arial"/>
-          <w:sz w:val="22"/>
-          <w:szCs w:val="22"/>
-          <w:lang w:val="en-US"/>
-        </w:rPr>
-        <w:fldChar w:fldCharType="end"/>
-      </w:r>
-      <w:r>
-        <w:rPr>
-          <w:rFonts w:ascii="Arial" w:hAnsi="Arial" w:cs="Arial"/>
-          <w:color w:val="0E101A"/>
-          <w:sz w:val="22"/>
-          <w:szCs w:val="22"/>
-          <w:lang w:val="en-US"/>
-        </w:rPr>
-        <w:t xml:space="preserve"> </w:t>
-      </w:r>
-    </w:p>
-    <w:p>
-      <w:pPr>
-        <w:rPr>
-          <w:lang w:val="en-US"/>
-        </w:rPr>
-      </w:pPr>
-    </w:p>
-    <w:p>
-      <w:pPr>
         <w:rPr>
           <w:rFonts w:ascii="Arial" w:hAnsi="Arial" w:cs="Arial"/>
           <w:b/>
           <w:bCs/>
           <w:color w:val="0E101A"/>
-          <w:sz w:val="24"/>
-          <w:szCs w:val="24"/>
-          <w:lang w:val="en-US"/>
-        </w:rPr>
-      </w:pPr>
-      <w:r>
-        <w:rPr>
-          <w:rFonts w:ascii="Arial" w:hAnsi="Arial" w:cs="Arial"/>
-          <w:b/>
-          <w:bCs/>
-          <w:color w:val="0E101A"/>
-          <w:sz w:val="24"/>
-          <w:szCs w:val="24"/>
-          <w:lang w:val="en-US"/>
-        </w:rPr>
-        <w:t>Phase 2: Registration</w:t>
-      </w:r>
-    </w:p>
-    <w:p>
-      <w:pPr>
-        <w:rPr>
-          <w:rFonts w:ascii="Arial" w:hAnsi="Arial" w:cs="Arial"/>
-          <w:b/>
-          <w:bCs/>
-          <w:color w:val="0E101A"/>
-          <w:lang w:val="en-US"/>
-        </w:rPr>
-      </w:pPr>
-      <w:r>
-        <w:rPr>
-          <w:rFonts w:ascii="Arial" w:hAnsi="Arial" w:cs="Arial"/>
-          <w:color w:val="0E101A"/>
-          <w:lang w:val="en-US"/>
-        </w:rPr>
-        <w:t>M</w:t>
-      </w:r>
-      <w:r>
-        <w:rPr>
-          <w:rFonts w:ascii="Arial" w:hAnsi="Arial" w:cs="Arial"/>
-          <w:color w:val="0E101A"/>
-          <w:lang w:val="en-US"/>
-        </w:rPr>
-        <w:t>ore</w:t>
-      </w:r>
-      <w:r>
-        <w:rPr>
-          <w:rFonts w:ascii="Arial" w:hAnsi="Arial" w:cs="Arial"/>
-          <w:color w:val="0E101A"/>
-          <w:lang w:val="en-US"/>
-        </w:rPr>
-        <w:t xml:space="preserve"> details to proceed with Phase 2 will be provided by t</w:t>
-      </w:r>
-      <w:r>
-        <w:rPr>
-          <w:rFonts w:ascii="Arial" w:hAnsi="Arial" w:cs="Arial"/>
-          <w:color w:val="0E101A"/>
-          <w:lang w:val="en-US"/>
-        </w:rPr>
-        <w:t>he University of Almería once finalise Phase 1 “Preregistration”)</w:t>
-      </w:r>
+          <w:lang w:val="en-US"/>
+        </w:rPr>
+      </w:pPr>
     </w:p>
     <w:p>
       <w:pPr>
@@ -7795,7 +6874,7 @@
 </file>
 
 <file path=word/numbering.xml><?xml version="1.0" encoding="utf-8"?>
-<w:numbering xmlns:wpc="http://schemas.microsoft.com/office/word/2010/wordprocessingCanvas" xmlns:cx="http://schemas.microsoft.com/office/drawing/2014/chartex" xmlns:cx1="http://schemas.microsoft.com/office/drawing/2015/9/8/chartex" xmlns:cx2="http://schemas.microsoft.com/office/drawing/2015/10/21/chartex" xmlns:cx3="http://schemas.microsoft.com/office/drawing/2016/5/9/chartex" xmlns:cx4="http://schemas.microsoft.com/office/drawing/2016/5/10/chartex" xmlns:cx5="http://schemas.microsoft.com/office/drawing/2016/5/11/chartex" xmlns:cx6="http://schemas.microsoft.com/office/drawing/2016/5/12/chartex" xmlns:cx7="http://schemas.microsoft.com/office/drawing/2016/5/13/chartex" xmlns:cx8="http://schemas.microsoft.com/office/drawing/2016/5/14/chartex" xmlns:mc="http://schemas.openxmlformats.org/markup-compatibility/2006" xmlns:aink="http://schemas.microsoft.com/office/drawing/2016/ink" xmlns:am3d="http://schemas.microsoft.com/office/drawing/2017/model3d" xmlns:o="urn:schemas-microsoft-com:office:office" xmlns:oel="http://schemas.microsoft.com/office/2019/extlst" xmlns:r="http://schemas.openxmlformats.org/officeDocument/2006/relationships" xmlns:m="http://schemas.openxmlformats.org/officeDocument/2006/math" xmlns:v="urn:schemas-microsoft-com:vml" xmlns:wp14="http://schemas.microsoft.com/office/word/2010/wordprocessingDrawing" xmlns:wp="http://schemas.openxmlformats.org/drawingml/2006/wordprocessingDrawing" xmlns:w10="urn:schemas-microsoft-com:office:word" xmlns:w="http://schemas.openxmlformats.org/wordprocessingml/2006/main" xmlns:w14="http://schemas.microsoft.com/office/word/2010/wordml" xmlns:w15="http://schemas.microsoft.com/office/word/2012/wordml" xmlns:w16cex="http://schemas.microsoft.com/office/word/2018/wordml/cex" xmlns:w16cid="http://schemas.microsoft.com/office/word/2016/wordml/cid" xmlns:w16="http://schemas.microsoft.com/office/word/2018/wordml" xmlns:w16du="http://schemas.microsoft.com/office/word/2023/wordml/word16du" xmlns:w16sdtdh="http://schemas.microsoft.com/office/word/2020/wordml/sdtdatahash" xmlns:w16se="http://schemas.microsoft.com/office/word/2015/wordml/symex" xmlns:wpg="http://schemas.microsoft.com/office/word/2010/wordprocessingGroup" xmlns:wpi="http://schemas.microsoft.com/office/word/2010/wordprocessingInk" xmlns:wne="http://schemas.microsoft.com/office/word/2006/wordml" xmlns:wps="http://schemas.microsoft.com/office/word/2010/wordprocessingShape" mc:Ignorable="w14 w15 w16se w16cid w16 w16cex w16sdtdh w16du wp14">
+<w:numbering xmlns:wpc="http://schemas.microsoft.com/office/word/2010/wordprocessingCanvas" xmlns:cx="http://schemas.microsoft.com/office/drawing/2014/chartex" xmlns:cx1="http://schemas.microsoft.com/office/drawing/2015/9/8/chartex" xmlns:cx2="http://schemas.microsoft.com/office/drawing/2015/10/21/chartex" xmlns:cx3="http://schemas.microsoft.com/office/drawing/2016/5/9/chartex" xmlns:cx4="http://schemas.microsoft.com/office/drawing/2016/5/10/chartex" xmlns:cx5="http://schemas.microsoft.com/office/drawing/2016/5/11/chartex" xmlns:cx6="http://schemas.microsoft.com/office/drawing/2016/5/12/chartex" xmlns:cx7="http://schemas.microsoft.com/office/drawing/2016/5/13/chartex" xmlns:cx8="http://schemas.microsoft.com/office/drawing/2016/5/14/chartex" xmlns:mc="http://schemas.openxmlformats.org/markup-compatibility/2006" xmlns:aink="http://schemas.microsoft.com/office/drawing/2016/ink" xmlns:am3d="http://schemas.microsoft.com/office/drawing/2017/model3d" xmlns:o="urn:schemas-microsoft-com:office:office" xmlns:oel="http://schemas.microsoft.com/office/2019/extlst" xmlns:r="http://schemas.openxmlformats.org/officeDocument/2006/relationships" xmlns:m="http://schemas.openxmlformats.org/officeDocument/2006/math" xmlns:v="urn:schemas-microsoft-com:vml" xmlns:wp14="http://schemas.microsoft.com/office/word/2010/wordprocessingDrawing" xmlns:wp="http://schemas.openxmlformats.org/drawingml/2006/wordprocessingDrawing" xmlns:w10="urn:schemas-microsoft-com:office:word" xmlns:w="http://schemas.openxmlformats.org/wordprocessingml/2006/main" xmlns:w14="http://schemas.microsoft.com/office/word/2010/wordml" xmlns:w15="http://schemas.microsoft.com/office/word/2012/wordml" xmlns:w16cex="http://schemas.microsoft.com/office/word/2018/wordml/cex" xmlns:w16cid="http://schemas.microsoft.com/office/word/2016/wordml/cid" xmlns:w16="http://schemas.microsoft.com/office/word/2018/wordml" xmlns:w16du="http://schemas.microsoft.com/office/word/2023/wordml/word16du" xmlns:w16sdtdh="http://schemas.microsoft.com/office/word/2020/wordml/sdtdatahash" xmlns:w16sdtfl="http://schemas.microsoft.com/office/word/2024/wordml/sdtformatlock" xmlns:w16se="http://schemas.microsoft.com/office/word/2015/wordml/symex" xmlns:wpg="http://schemas.microsoft.com/office/word/2010/wordprocessingGroup" xmlns:wpi="http://schemas.microsoft.com/office/word/2010/wordprocessingInk" xmlns:wne="http://schemas.microsoft.com/office/word/2006/wordml" xmlns:wps="http://schemas.microsoft.com/office/word/2010/wordprocessingShape" mc:Ignorable="w14 w15 w16se w16cid w16 w16cex w16sdtdh w16sdtfl w16du wp14">
   <w:abstractNum w:abstractNumId="0" w15:restartNumberingAfterBreak="0">
     <w:nsid w:val="05926912"/>
     <w:multiLevelType w:val="hybridMultilevel"/>
@@ -8239,16 +7318,8 @@
 </w:numbering>
 </file>
 
-<file path=word/people.xml><?xml version="1.0" encoding="utf-8"?>
-<w15:people xmlns:wpc="http://schemas.microsoft.com/office/word/2010/wordprocessingCanvas" xmlns:cx="http://schemas.microsoft.com/office/drawing/2014/chartex" xmlns:cx1="http://schemas.microsoft.com/office/drawing/2015/9/8/chartex" xmlns:cx2="http://schemas.microsoft.com/office/drawing/2015/10/21/chartex" xmlns:cx3="http://schemas.microsoft.com/office/drawing/2016/5/9/chartex" xmlns:cx4="http://schemas.microsoft.com/office/drawing/2016/5/10/chartex" xmlns:cx5="http://schemas.microsoft.com/office/drawing/2016/5/11/chartex" xmlns:cx6="http://schemas.microsoft.com/office/drawing/2016/5/12/chartex" xmlns:cx7="http://schemas.microsoft.com/office/drawing/2016/5/13/chartex" xmlns:cx8="http://schemas.microsoft.com/office/drawing/2016/5/14/chartex" xmlns:mc="http://schemas.openxmlformats.org/markup-compatibility/2006" xmlns:aink="http://schemas.microsoft.com/office/drawing/2016/ink" xmlns:am3d="http://schemas.microsoft.com/office/drawing/2017/model3d" xmlns:o="urn:schemas-microsoft-com:office:office" xmlns:oel="http://schemas.microsoft.com/office/2019/extlst" xmlns:r="http://schemas.openxmlformats.org/officeDocument/2006/relationships" xmlns:m="http://schemas.openxmlformats.org/officeDocument/2006/math" xmlns:v="urn:schemas-microsoft-com:vml" xmlns:wp14="http://schemas.microsoft.com/office/word/2010/wordprocessingDrawing" xmlns:wp="http://schemas.openxmlformats.org/drawingml/2006/wordprocessingDrawing" xmlns:w10="urn:schemas-microsoft-com:office:word" xmlns:w="http://schemas.openxmlformats.org/wordprocessingml/2006/main" xmlns:w14="http://schemas.microsoft.com/office/word/2010/wordml" xmlns:w15="http://schemas.microsoft.com/office/word/2012/wordml" xmlns:w16cex="http://schemas.microsoft.com/office/word/2018/wordml/cex" xmlns:w16cid="http://schemas.microsoft.com/office/word/2016/wordml/cid" xmlns:w16="http://schemas.microsoft.com/office/word/2018/wordml" xmlns:w16du="http://schemas.microsoft.com/office/word/2023/wordml/word16du" xmlns:w16sdtdh="http://schemas.microsoft.com/office/word/2020/wordml/sdtdatahash" xmlns:w16se="http://schemas.microsoft.com/office/word/2015/wordml/symex" xmlns:wpg="http://schemas.microsoft.com/office/word/2010/wordprocessingGroup" xmlns:wpi="http://schemas.microsoft.com/office/word/2010/wordprocessingInk" xmlns:wne="http://schemas.microsoft.com/office/word/2006/wordml" xmlns:wps="http://schemas.microsoft.com/office/word/2010/wordprocessingShape" mc:Ignorable="w14 w15 w16se w16cid w16 w16cex w16sdtdh w16du wp14">
-  <w15:person w15:author="Maria Dolores Lopez Rodriguez">
-    <w15:presenceInfo w15:providerId="AD" w15:userId="S::mlr538@ual.es::0ae2380c-df27-4606-bcf4-48129bc701a3"/>
-  </w15:person>
-</w15:people>
-</file>
-
 <file path=word/styles.xml><?xml version="1.0" encoding="utf-8"?>
-<w:styles xmlns:mc="http://schemas.openxmlformats.org/markup-compatibility/2006" xmlns:r="http://schemas.openxmlformats.org/officeDocument/2006/relationships" xmlns:w="http://schemas.openxmlformats.org/wordprocessingml/2006/main" xmlns:w14="http://schemas.microsoft.com/office/word/2010/wordml" xmlns:w15="http://schemas.microsoft.com/office/word/2012/wordml" xmlns:w16cex="http://schemas.microsoft.com/office/word/2018/wordml/cex" xmlns:w16cid="http://schemas.microsoft.com/office/word/2016/wordml/cid" xmlns:w16="http://schemas.microsoft.com/office/word/2018/wordml" xmlns:w16du="http://schemas.microsoft.com/office/word/2023/wordml/word16du" xmlns:w16sdtdh="http://schemas.microsoft.com/office/word/2020/wordml/sdtdatahash" xmlns:w16se="http://schemas.microsoft.com/office/word/2015/wordml/symex" mc:Ignorable="w14 w15 w16se w16cid w16 w16cex w16sdtdh w16du">
+<w:styles xmlns:mc="http://schemas.openxmlformats.org/markup-compatibility/2006" xmlns:r="http://schemas.openxmlformats.org/officeDocument/2006/relationships" xmlns:w="http://schemas.openxmlformats.org/wordprocessingml/2006/main" xmlns:w14="http://schemas.microsoft.com/office/word/2010/wordml" xmlns:w15="http://schemas.microsoft.com/office/word/2012/wordml" xmlns:w16cex="http://schemas.microsoft.com/office/word/2018/wordml/cex" xmlns:w16cid="http://schemas.microsoft.com/office/word/2016/wordml/cid" xmlns:w16="http://schemas.microsoft.com/office/word/2018/wordml" xmlns:w16du="http://schemas.microsoft.com/office/word/2023/wordml/word16du" xmlns:w16sdtdh="http://schemas.microsoft.com/office/word/2020/wordml/sdtdatahash" xmlns:w16sdtfl="http://schemas.microsoft.com/office/word/2024/wordml/sdtformatlock" xmlns:w16se="http://schemas.microsoft.com/office/word/2015/wordml/symex" mc:Ignorable="w14 w15 w16se w16cid w16 w16cex w16sdtdh w16sdtfl w16du">
   <w:docDefaults>
     <w:rPrDefault>
       <w:rPr>
@@ -8650,6 +7721,29 @@
       <w:lang w:val="en-GB"/>
     </w:rPr>
   </w:style>
+  <w:style w:type="paragraph" w:styleId="Ttulo2">
+    <w:name w:val="heading 2"/>
+    <w:basedOn w:val="Normal"/>
+    <w:next w:val="Normal"/>
+    <w:link w:val="Ttulo2Car"/>
+    <w:uiPriority w:val="9"/>
+    <w:semiHidden/>
+    <w:unhideWhenUsed/>
+    <w:qFormat/>
+    <w:rsid w:val="00F9752B"/>
+    <w:pPr>
+      <w:keepNext/>
+      <w:keepLines/>
+      <w:spacing w:before="40" w:after="0"/>
+      <w:outlineLvl w:val="1"/>
+    </w:pPr>
+    <w:rPr>
+      <w:rFonts w:asciiTheme="majorHAnsi" w:eastAsiaTheme="majorEastAsia" w:hAnsiTheme="majorHAnsi" w:cstheme="majorBidi"/>
+      <w:color w:val="2E74B5" w:themeColor="accent1" w:themeShade="BF"/>
+      <w:sz w:val="26"/>
+      <w:szCs w:val="26"/>
+    </w:rPr>
+  </w:style>
   <w:style w:type="paragraph" w:styleId="Ttulo3">
     <w:name w:val="heading 3"/>
     <w:basedOn w:val="Normal"/>
@@ -8695,7 +7789,6 @@
   <w:style w:type="character" w:default="1" w:styleId="Fuentedeprrafopredeter">
     <w:name w:val="Default Paragraph Font"/>
     <w:uiPriority w:val="1"/>
-    <w:semiHidden/>
     <w:unhideWhenUsed/>
   </w:style>
   <w:style w:type="table" w:default="1" w:styleId="Tablanormal">
@@ -8945,6 +8038,21 @@
     <w:rPr>
       <w:color w:val="605E5C"/>
       <w:shd w:val="clear" w:color="auto" w:fill="E1DFDD"/>
+    </w:rPr>
+  </w:style>
+  <w:style w:type="character" w:customStyle="1" w:styleId="Ttulo2Car">
+    <w:name w:val="Título 2 Car"/>
+    <w:basedOn w:val="Fuentedeprrafopredeter"/>
+    <w:link w:val="Ttulo2"/>
+    <w:uiPriority w:val="9"/>
+    <w:semiHidden/>
+    <w:rsid w:val="00F9752B"/>
+    <w:rPr>
+      <w:rFonts w:asciiTheme="majorHAnsi" w:eastAsiaTheme="majorEastAsia" w:hAnsiTheme="majorHAnsi" w:cstheme="majorBidi"/>
+      <w:color w:val="2E74B5" w:themeColor="accent1" w:themeShade="BF"/>
+      <w:sz w:val="26"/>
+      <w:szCs w:val="26"/>
+      <w:lang w:val="en-GB"/>
     </w:rPr>
   </w:style>
 </w:styles>
